--- a/zht/docx/60.content.docx
+++ b/zht/docx/60.content.docx
@@ -163,13 +163,6 @@
         <w:rPr>
           <w:lang w:val="zh_TW" w:bidi="zh_TW"/>
         </w:rPr>
-      </w:r>
-      <w:r>
-        <w:rPr>
-          <w:i/>
-          <w:lang w:val="zh_TW" w:bidi="zh_TW"/>
-        </w:rPr>
-        <w:t>彼得前書 1:1, 彼得前書 1:2, 彼得前書 1:3, 彼得前書 1:3–9, 彼得前書 1:4, 彼得前書 1:5, 彼得前書 1:7, 彼得前書 1:9, 彼得前書 1:10–12, 彼得前書 1:11, 彼得前書 1:12, 彼得前書 1:13, 彼得前書 1:13–21, 彼得前書 1:15–16, 彼得前書 1:17, 彼得前書 1:18, 彼得前書 1:19, 彼得前書 1:20, 彼得前書 1:22, 彼得前書 1:22–2:3, 彼得前書 2:2, 彼得前書 2:3, 彼得前書 2:4, 彼得前書 2:4–10, 彼得前書 2:5, 彼得前書 2:6–8, 彼得前書 2:8, 彼得前書 2:9, 彼得前書 2:11, 彼得前書 2:11–12, 彼得前書 2:12, 彼得前書 2:13, 彼得前書 2:13–3:7, 彼得前書 2:14, 彼得前書 2:17, 彼得前書 2:18, 彼得前書 2:18–20, 彼得前書 2:21–25, 彼得前書 2:24, 彼得前書 3:1, 彼得前書 3:1–7, 彼得前書 3:3–4, 彼得前書 3:6, 彼得前書 3:7, 彼得前書 3:8–12, 彼得前書 3:9, 彼得前書 3:10–12, 彼得前書 3:13, 彼得前書 3:13–17, 彼得前書 3:14–15, 彼得前書 3:18, 彼得前書 3:18–22, 彼得前書 3:19–20, 彼得前書 3:20, 彼得前書 3:21, 彼得前書 3:22, 彼得前書 4:1, 彼得前書 4:1–6, 彼得前書 4:3, 彼得前書 4:6, 彼得前書 4:7, 彼得前書 4:7–11, 彼得前書 4:8, 彼得前書 4:10, 彼得前書 4:11, 彼得前書 4:12, 彼得前書 4:12–19, 彼得前書 4:13, 彼得前書 4:14, 彼得前書 4:16, 彼得前書 4:17, 彼得前書 5:1–4, 彼得前書 5:1–14, 彼得前書 5:2, 彼得前書 5:5, 彼得前書 5:9, 彼得前書 5:10, 彼得前書 5:12, 彼得前書 5:13, 彼得前書 5:14</w:t>
       </w:r>
       <w:r>
         <w:rPr>

--- a/zht/docx/60.content.docx
+++ b/zht/docx/60.content.docx
@@ -150,19 +150,6 @@
           <w:lang w:val="zh_TW" w:bidi="zh_TW"/>
         </w:rPr>
         <w:t>1PE</w:t>
-      </w:r>
-      <w:r>
-        <w:rPr>
-          <w:lang w:val="zh_TW" w:bidi="zh_TW"/>
-        </w:rPr>
-      </w:r>
-    </w:p>
-    <w:p>
-      <w:pPr/>
-      <w:r>
-        <w:rPr>
-          <w:lang w:val="zh_TW" w:bidi="zh_TW"/>
-        </w:rPr>
       </w:r>
       <w:r>
         <w:rPr>

--- a/zht/docx/60.content.docx
+++ b/zht/docx/60.content.docx
@@ -19,7 +19,7 @@
         <w:rPr>
           <w:lang w:val="zh_TW" w:bidi="zh_TW"/>
         </w:rPr>
-        <w:t>Resource: 研讀筆記 (Tyndale)</w:t>
+        <w:t>Resource: Tyndale Open Study Notes</w:t>
       </w:r>
       <w:r>
         <w:rPr>
@@ -112,7 +112,7 @@
         <w:rPr>
           <w:lang w:val="zh_TW" w:bidi="zh_TW"/>
         </w:rPr>
-        <w:t>研讀筆記 (Tyndale)</w:t>
+        <w:t>Tyndale Open Study Notes</w:t>
       </w:r>
     </w:p>
     <w:p>

--- a/zht/docx/60.content.docx
+++ b/zht/docx/60.content.docx
@@ -19,7 +19,7 @@
         <w:rPr>
           <w:lang w:val="zh_TW" w:bidi="zh_TW"/>
         </w:rPr>
-        <w:t>Resource: Tyndale Open Study Notes</w:t>
+        <w:t>Resource: Aquifer Open Study Notes</w:t>
       </w:r>
       <w:r>
         <w:rPr>
@@ -112,7 +112,7 @@
         <w:rPr>
           <w:lang w:val="zh_TW" w:bidi="zh_TW"/>
         </w:rPr>
-        <w:t>Tyndale Open Study Notes</w:t>
+        <w:t>Aquifer Open Study Notes</w:t>
       </w:r>
     </w:p>
     <w:p>

--- a/zht/docx/60.content.docx
+++ b/zht/docx/60.content.docx
@@ -237,18 +237,12 @@
         </w:rPr>
         <w:t>給神所揀選的百姓（譯註：和合本未譯出此片語）：彼得在寫給受苦基督徒的書信的開頭中，提醒他們因神為他們所行的作為而享有的地位（</w:t>
       </w:r>
-      <w:hyperlink r:id="rId13">
-        <w:r>
-          <w:rPr>
-            <w:lang w:val="zh_TW" w:bidi="zh_TW"/>
-          </w:rPr>
-          <w:rPr>
-            <w:color w:val="0000EE"/>
-            <w:u w:val="single"/>
-          </w:rPr>
-          <w:t>1:2</w:t>
-        </w:r>
-      </w:hyperlink>
+      <w:r>
+        <w:rPr>
+          <w:lang w:val="zh_TW" w:bidi="zh_TW"/>
+        </w:rPr>
+        <w:t>1:2</w:t>
+      </w:r>
       <w:r>
         <w:rPr>
           <w:lang w:val="zh_TW" w:bidi="zh_TW"/>
@@ -352,36 +346,24 @@
         </w:rPr>
         <w:t>照……先見被揀選：當神知道一個人時，這意味著祂揀選了那個人。而在祂的百姓認識神之前，祂已選擇與他們建立關係（參</w:t>
       </w:r>
-      <w:hyperlink r:id="rId14">
-        <w:r>
-          <w:rPr>
-            <w:lang w:val="zh_TW" w:bidi="zh_TW"/>
-          </w:rPr>
-          <w:rPr>
-            <w:color w:val="0000EE"/>
-            <w:u w:val="single"/>
-          </w:rPr>
-          <w:t>羅8:29</w:t>
-        </w:r>
-      </w:hyperlink>
+      <w:r>
+        <w:rPr>
+          <w:lang w:val="zh_TW" w:bidi="zh_TW"/>
+        </w:rPr>
+        <w:t>羅8:29</w:t>
+      </w:r>
       <w:r>
         <w:rPr>
           <w:lang w:val="zh_TW" w:bidi="zh_TW"/>
         </w:rPr>
         <w:t>，</w:t>
       </w:r>
-      <w:hyperlink r:id="rId15">
-        <w:r>
-          <w:rPr>
-            <w:lang w:val="zh_TW" w:bidi="zh_TW"/>
-          </w:rPr>
-          <w:rPr>
-            <w:color w:val="0000EE"/>
-            <w:u w:val="single"/>
-          </w:rPr>
-          <w:t>11:2</w:t>
-        </w:r>
-      </w:hyperlink>
+      <w:r>
+        <w:rPr>
+          <w:lang w:val="zh_TW" w:bidi="zh_TW"/>
+        </w:rPr>
+        <w:t>11:2</w:t>
+      </w:r>
       <w:r>
         <w:rPr>
           <w:lang w:val="zh_TW" w:bidi="zh_TW"/>
@@ -436,180 +418,120 @@
         </w:rPr>
         <w:t>重生：重生是描述基督徒歸信的一種方式（參</w:t>
       </w:r>
-      <w:hyperlink r:id="rId16">
-        <w:r>
-          <w:rPr>
-            <w:lang w:val="zh_TW" w:bidi="zh_TW"/>
-          </w:rPr>
-          <w:rPr>
-            <w:color w:val="0000EE"/>
-            <w:u w:val="single"/>
-          </w:rPr>
-          <w:t>約3:1–13</w:t>
-        </w:r>
-      </w:hyperlink>
+      <w:r>
+        <w:rPr>
+          <w:lang w:val="zh_TW" w:bidi="zh_TW"/>
+        </w:rPr>
+        <w:t>約3:1–13</w:t>
+      </w:r>
       <w:r>
         <w:rPr>
           <w:lang w:val="zh_TW" w:bidi="zh_TW"/>
         </w:rPr>
         <w:t>；</w:t>
       </w:r>
-      <w:hyperlink r:id="rId17">
-        <w:r>
-          <w:rPr>
-            <w:lang w:val="zh_TW" w:bidi="zh_TW"/>
-          </w:rPr>
-          <w:rPr>
-            <w:color w:val="0000EE"/>
-            <w:u w:val="single"/>
-          </w:rPr>
-          <w:t>雅1:18</w:t>
-        </w:r>
-      </w:hyperlink>
+      <w:r>
+        <w:rPr>
+          <w:lang w:val="zh_TW" w:bidi="zh_TW"/>
+        </w:rPr>
+        <w:t>雅1:18</w:t>
+      </w:r>
       <w:r>
         <w:rPr>
           <w:lang w:val="zh_TW" w:bidi="zh_TW"/>
         </w:rPr>
         <w:t>；</w:t>
       </w:r>
-      <w:hyperlink r:id="rId18">
-        <w:r>
-          <w:rPr>
-            <w:lang w:val="zh_TW" w:bidi="zh_TW"/>
-          </w:rPr>
-          <w:rPr>
-            <w:color w:val="0000EE"/>
-            <w:u w:val="single"/>
-          </w:rPr>
-          <w:t>約一2:29</w:t>
-        </w:r>
-      </w:hyperlink>
+      <w:r>
+        <w:rPr>
+          <w:lang w:val="zh_TW" w:bidi="zh_TW"/>
+        </w:rPr>
+        <w:t>約一2:29</w:t>
+      </w:r>
       <w:r>
         <w:rPr>
           <w:lang w:val="zh_TW" w:bidi="zh_TW"/>
         </w:rPr>
         <w:t>，</w:t>
       </w:r>
-      <w:hyperlink r:id="rId19">
-        <w:r>
-          <w:rPr>
-            <w:lang w:val="zh_TW" w:bidi="zh_TW"/>
-          </w:rPr>
-          <w:rPr>
-            <w:color w:val="0000EE"/>
-            <w:u w:val="single"/>
-          </w:rPr>
-          <w:t>3:9</w:t>
-        </w:r>
-      </w:hyperlink>
+      <w:r>
+        <w:rPr>
+          <w:lang w:val="zh_TW" w:bidi="zh_TW"/>
+        </w:rPr>
+        <w:t>3:9</w:t>
+      </w:r>
       <w:r>
         <w:rPr>
           <w:lang w:val="zh_TW" w:bidi="zh_TW"/>
         </w:rPr>
         <w:t>，</w:t>
       </w:r>
-      <w:hyperlink r:id="rId20">
-        <w:r>
-          <w:rPr>
-            <w:lang w:val="zh_TW" w:bidi="zh_TW"/>
-          </w:rPr>
-          <w:rPr>
-            <w:color w:val="0000EE"/>
-            <w:u w:val="single"/>
-          </w:rPr>
-          <w:t>4:7</w:t>
-        </w:r>
-      </w:hyperlink>
+      <w:r>
+        <w:rPr>
+          <w:lang w:val="zh_TW" w:bidi="zh_TW"/>
+        </w:rPr>
+        <w:t>4:7</w:t>
+      </w:r>
       <w:r>
         <w:rPr>
           <w:lang w:val="zh_TW" w:bidi="zh_TW"/>
         </w:rPr>
         <w:t>，</w:t>
       </w:r>
-      <w:hyperlink r:id="rId21">
-        <w:r>
-          <w:rPr>
-            <w:lang w:val="zh_TW" w:bidi="zh_TW"/>
-          </w:rPr>
-          <w:rPr>
-            <w:color w:val="0000EE"/>
-            <w:u w:val="single"/>
-          </w:rPr>
-          <w:t>5:1</w:t>
-        </w:r>
-      </w:hyperlink>
+      <w:r>
+        <w:rPr>
+          <w:lang w:val="zh_TW" w:bidi="zh_TW"/>
+        </w:rPr>
+        <w:t>5:1</w:t>
+      </w:r>
       <w:r>
         <w:rPr>
           <w:lang w:val="zh_TW" w:bidi="zh_TW"/>
         </w:rPr>
         <w:t>、</w:t>
       </w:r>
-      <w:hyperlink r:id="rId22">
-        <w:r>
-          <w:rPr>
-            <w:lang w:val="zh_TW" w:bidi="zh_TW"/>
-          </w:rPr>
-          <w:rPr>
-            <w:color w:val="0000EE"/>
-            <w:u w:val="single"/>
-          </w:rPr>
-          <w:t>4</w:t>
-        </w:r>
-      </w:hyperlink>
+      <w:r>
+        <w:rPr>
+          <w:lang w:val="zh_TW" w:bidi="zh_TW"/>
+        </w:rPr>
+        <w:t>4</w:t>
+      </w:r>
       <w:r>
         <w:rPr>
           <w:lang w:val="zh_TW" w:bidi="zh_TW"/>
         </w:rPr>
         <w:t>、</w:t>
       </w:r>
-      <w:hyperlink r:id="rId23">
-        <w:r>
-          <w:rPr>
-            <w:lang w:val="zh_TW" w:bidi="zh_TW"/>
-          </w:rPr>
-          <w:rPr>
-            <w:color w:val="0000EE"/>
-            <w:u w:val="single"/>
-          </w:rPr>
-          <w:t>18</w:t>
-        </w:r>
-      </w:hyperlink>
+      <w:r>
+        <w:rPr>
+          <w:lang w:val="zh_TW" w:bidi="zh_TW"/>
+        </w:rPr>
+        <w:t>18</w:t>
+      </w:r>
       <w:r>
         <w:rPr>
           <w:lang w:val="zh_TW" w:bidi="zh_TW"/>
         </w:rPr>
         <w:t>）。這個希臘文單詞在</w:t>
       </w:r>
-      <w:hyperlink r:id="rId24">
-        <w:r>
-          <w:rPr>
-            <w:lang w:val="zh_TW" w:bidi="zh_TW"/>
-          </w:rPr>
-          <w:rPr>
-            <w:color w:val="0000EE"/>
-            <w:u w:val="single"/>
-          </w:rPr>
-          <w:t>彼得前書一章23節</w:t>
-        </w:r>
-      </w:hyperlink>
+      <w:r>
+        <w:rPr>
+          <w:lang w:val="zh_TW" w:bidi="zh_TW"/>
+        </w:rPr>
+        <w:t>彼得前書一章23節</w:t>
+      </w:r>
       <w:r>
         <w:rPr>
           <w:lang w:val="zh_TW" w:bidi="zh_TW"/>
         </w:rPr>
         <w:t>中再次出現，使</w:t>
       </w:r>
-      <w:hyperlink r:id="rId25">
-        <w:r>
-          <w:rPr>
-            <w:lang w:val="zh_TW" w:bidi="zh_TW"/>
-          </w:rPr>
-          <w:rPr>
-            <w:color w:val="0000EE"/>
-            <w:u w:val="single"/>
-          </w:rPr>
-          <w:t>一章1至25節</w:t>
-        </w:r>
-      </w:hyperlink>
+      <w:r>
+        <w:rPr>
+          <w:lang w:val="zh_TW" w:bidi="zh_TW"/>
+        </w:rPr>
+        <w:t>一章1至25節</w:t>
+      </w:r>
       <w:r>
         <w:rPr>
           <w:lang w:val="zh_TW" w:bidi="zh_TW"/>
@@ -712,18 +634,12 @@
         </w:rPr>
         <w:t>基業（或產業）一詞常常是指神對祂百姓的應許。基業最初是用來描述以色列地（見</w:t>
       </w:r>
-      <w:hyperlink r:id="rId26">
-        <w:r>
-          <w:rPr>
-            <w:lang w:val="zh_TW" w:bidi="zh_TW"/>
-          </w:rPr>
-          <w:rPr>
-            <w:color w:val="0000EE"/>
-            <w:u w:val="single"/>
-          </w:rPr>
-          <w:t>申3:28</w:t>
-        </w:r>
-      </w:hyperlink>
+      <w:r>
+        <w:rPr>
+          <w:lang w:val="zh_TW" w:bidi="zh_TW"/>
+        </w:rPr>
+        <w:t>申3:28</w:t>
+      </w:r>
       <w:r>
         <w:rPr>
           <w:lang w:val="zh_TW" w:bidi="zh_TW"/>
@@ -749,72 +665,48 @@
         </w:rPr>
         <w:t>神的百姓以及神與他們同在（見</w:t>
       </w:r>
-      <w:hyperlink r:id="rId27">
-        <w:r>
-          <w:rPr>
-            <w:lang w:val="zh_TW" w:bidi="zh_TW"/>
-          </w:rPr>
-          <w:rPr>
-            <w:color w:val="0000EE"/>
-            <w:u w:val="single"/>
-          </w:rPr>
-          <w:t>詩33:12</w:t>
-        </w:r>
-      </w:hyperlink>
+      <w:r>
+        <w:rPr>
+          <w:lang w:val="zh_TW" w:bidi="zh_TW"/>
+        </w:rPr>
+        <w:t>詩33:12</w:t>
+      </w:r>
       <w:r>
         <w:rPr>
           <w:lang w:val="zh_TW" w:bidi="zh_TW"/>
         </w:rPr>
         <w:t>；</w:t>
       </w:r>
-      <w:hyperlink r:id="rId28">
-        <w:r>
-          <w:rPr>
-            <w:lang w:val="zh_TW" w:bidi="zh_TW"/>
-          </w:rPr>
-          <w:rPr>
-            <w:color w:val="0000EE"/>
-            <w:u w:val="single"/>
-          </w:rPr>
-          <w:t>結44:28</w:t>
-        </w:r>
-      </w:hyperlink>
+      <w:r>
+        <w:rPr>
+          <w:lang w:val="zh_TW" w:bidi="zh_TW"/>
+        </w:rPr>
+        <w:t>結44:28</w:t>
+      </w:r>
       <w:r>
         <w:rPr>
           <w:lang w:val="zh_TW" w:bidi="zh_TW"/>
         </w:rPr>
         <w:t>）。在新約聖經中，基業是神所應許祂子民的屬靈福分和永恆救恩（見</w:t>
       </w:r>
-      <w:hyperlink r:id="rId29">
-        <w:r>
-          <w:rPr>
-            <w:lang w:val="zh_TW" w:bidi="zh_TW"/>
-          </w:rPr>
-          <w:rPr>
-            <w:color w:val="0000EE"/>
-            <w:u w:val="single"/>
-          </w:rPr>
-          <w:t>弗1:11</w:t>
-        </w:r>
-      </w:hyperlink>
+      <w:r>
+        <w:rPr>
+          <w:lang w:val="zh_TW" w:bidi="zh_TW"/>
+        </w:rPr>
+        <w:t>弗1:11</w:t>
+      </w:r>
       <w:r>
         <w:rPr>
           <w:lang w:val="zh_TW" w:bidi="zh_TW"/>
         </w:rPr>
         <w:t>；</w:t>
       </w:r>
-      <w:hyperlink r:id="rId30">
-        <w:r>
-          <w:rPr>
-            <w:lang w:val="zh_TW" w:bidi="zh_TW"/>
-          </w:rPr>
-          <w:rPr>
-            <w:color w:val="0000EE"/>
-            <w:u w:val="single"/>
-          </w:rPr>
-          <w:t>來9:15</w:t>
-        </w:r>
-      </w:hyperlink>
+      <w:r>
+        <w:rPr>
+          <w:lang w:val="zh_TW" w:bidi="zh_TW"/>
+        </w:rPr>
+        <w:t>來9:15</w:t>
+      </w:r>
       <w:r>
         <w:rPr>
           <w:lang w:val="zh_TW" w:bidi="zh_TW"/>
@@ -886,72 +778,48 @@
         </w:rPr>
         <w:t>通常指的是基督再來時免於罪和死亡的最終拯救。這個盼望鼓勵信徒持守到底（另見</w:t>
       </w:r>
-      <w:hyperlink r:id="rId31">
-        <w:r>
-          <w:rPr>
-            <w:lang w:val="zh_TW" w:bidi="zh_TW"/>
-          </w:rPr>
-          <w:rPr>
-            <w:color w:val="0000EE"/>
-            <w:u w:val="single"/>
-          </w:rPr>
-          <w:t>1:9</w:t>
-        </w:r>
-      </w:hyperlink>
+      <w:r>
+        <w:rPr>
+          <w:lang w:val="zh_TW" w:bidi="zh_TW"/>
+        </w:rPr>
+        <w:t>1:9</w:t>
+      </w:r>
       <w:r>
         <w:rPr>
           <w:lang w:val="zh_TW" w:bidi="zh_TW"/>
         </w:rPr>
         <w:t>、</w:t>
       </w:r>
-      <w:hyperlink r:id="rId32">
-        <w:r>
-          <w:rPr>
-            <w:lang w:val="zh_TW" w:bidi="zh_TW"/>
-          </w:rPr>
-          <w:rPr>
-            <w:color w:val="0000EE"/>
-            <w:u w:val="single"/>
-          </w:rPr>
-          <w:t>10</w:t>
-        </w:r>
-      </w:hyperlink>
+      <w:r>
+        <w:rPr>
+          <w:lang w:val="zh_TW" w:bidi="zh_TW"/>
+        </w:rPr>
+        <w:t>10</w:t>
+      </w:r>
       <w:r>
         <w:rPr>
           <w:lang w:val="zh_TW" w:bidi="zh_TW"/>
         </w:rPr>
         <w:t>，</w:t>
       </w:r>
-      <w:hyperlink r:id="rId33">
-        <w:r>
-          <w:rPr>
-            <w:lang w:val="zh_TW" w:bidi="zh_TW"/>
-          </w:rPr>
-          <w:rPr>
-            <w:color w:val="0000EE"/>
-            <w:u w:val="single"/>
-          </w:rPr>
-          <w:t>2:2</w:t>
-        </w:r>
-      </w:hyperlink>
+      <w:r>
+        <w:rPr>
+          <w:lang w:val="zh_TW" w:bidi="zh_TW"/>
+        </w:rPr>
+        <w:t>2:2</w:t>
+      </w:r>
       <w:r>
         <w:rPr>
           <w:lang w:val="zh_TW" w:bidi="zh_TW"/>
         </w:rPr>
         <w:t>，</w:t>
       </w:r>
-      <w:hyperlink r:id="rId34">
-        <w:r>
-          <w:rPr>
-            <w:lang w:val="zh_TW" w:bidi="zh_TW"/>
-          </w:rPr>
-          <w:rPr>
-            <w:color w:val="0000EE"/>
-            <w:u w:val="single"/>
-          </w:rPr>
-          <w:t>4:18</w:t>
-        </w:r>
-      </w:hyperlink>
+      <w:r>
+        <w:rPr>
+          <w:lang w:val="zh_TW" w:bidi="zh_TW"/>
+        </w:rPr>
+        <w:t>4:18</w:t>
+      </w:r>
       <w:r>
         <w:rPr>
           <w:lang w:val="zh_TW" w:bidi="zh_TW"/>
@@ -976,36 +844,24 @@
         </w:rPr>
         <w:t>要顯現：在將來要顯現的神的救恩與在當下隱藏的神和祂的意向形成了對比（另見</w:t>
       </w:r>
-      <w:hyperlink r:id="rId35">
-        <w:r>
-          <w:rPr>
-            <w:lang w:val="zh_TW" w:bidi="zh_TW"/>
-          </w:rPr>
-          <w:rPr>
-            <w:color w:val="0000EE"/>
-            <w:u w:val="single"/>
-          </w:rPr>
-          <w:t>1:7</w:t>
-        </w:r>
-      </w:hyperlink>
+      <w:r>
+        <w:rPr>
+          <w:lang w:val="zh_TW" w:bidi="zh_TW"/>
+        </w:rPr>
+        <w:t>1:7</w:t>
+      </w:r>
       <w:r>
         <w:rPr>
           <w:lang w:val="zh_TW" w:bidi="zh_TW"/>
         </w:rPr>
         <w:t>、</w:t>
       </w:r>
-      <w:hyperlink r:id="rId36">
-        <w:r>
-          <w:rPr>
-            <w:lang w:val="zh_TW" w:bidi="zh_TW"/>
-          </w:rPr>
-          <w:rPr>
-            <w:color w:val="0000EE"/>
-            <w:u w:val="single"/>
-          </w:rPr>
-          <w:t>13</w:t>
-        </w:r>
-      </w:hyperlink>
+      <w:r>
+        <w:rPr>
+          <w:lang w:val="zh_TW" w:bidi="zh_TW"/>
+        </w:rPr>
+        <w:t>13</w:t>
+      </w:r>
       <w:r>
         <w:rPr>
           <w:lang w:val="zh_TW" w:bidi="zh_TW"/>
@@ -1156,36 +1012,24 @@
         </w:rPr>
         <w:t>的詞通常指的是全人，而不只是人的某個部分或樣子（</w:t>
       </w:r>
-      <w:hyperlink r:id="rId37">
-        <w:r>
-          <w:rPr>
-            <w:lang w:val="zh_TW" w:bidi="zh_TW"/>
-          </w:rPr>
-          <w:rPr>
-            <w:color w:val="0000EE"/>
-            <w:u w:val="single"/>
-          </w:rPr>
-          <w:t>太20:28</w:t>
-        </w:r>
-      </w:hyperlink>
+      <w:r>
+        <w:rPr>
+          <w:lang w:val="zh_TW" w:bidi="zh_TW"/>
+        </w:rPr>
+        <w:t>太20:28</w:t>
+      </w:r>
       <w:r>
         <w:rPr>
           <w:lang w:val="zh_TW" w:bidi="zh_TW"/>
         </w:rPr>
         <w:t>；</w:t>
       </w:r>
-      <w:hyperlink r:id="rId38">
-        <w:r>
-          <w:rPr>
-            <w:lang w:val="zh_TW" w:bidi="zh_TW"/>
-          </w:rPr>
-          <w:rPr>
-            <w:color w:val="0000EE"/>
-            <w:u w:val="single"/>
-          </w:rPr>
-          <w:t>可8:35</w:t>
-        </w:r>
-      </w:hyperlink>
+      <w:r>
+        <w:rPr>
+          <w:lang w:val="zh_TW" w:bidi="zh_TW"/>
+        </w:rPr>
+        <w:t>可8:35</w:t>
+      </w:r>
       <w:r>
         <w:rPr>
           <w:lang w:val="zh_TW" w:bidi="zh_TW"/>
@@ -1395,54 +1239,36 @@
         </w:rPr>
         <w:t>（</w:t>
       </w:r>
-      <w:hyperlink r:id="rId39">
-        <w:r>
-          <w:rPr>
-            <w:lang w:val="zh_TW" w:bidi="zh_TW"/>
-          </w:rPr>
-          <w:rPr>
-            <w:color w:val="0000EE"/>
-            <w:u w:val="single"/>
-          </w:rPr>
-          <w:t>路24:12</w:t>
-        </w:r>
-      </w:hyperlink>
+      <w:r>
+        <w:rPr>
+          <w:lang w:val="zh_TW" w:bidi="zh_TW"/>
+        </w:rPr>
+        <w:t>路24:12</w:t>
+      </w:r>
       <w:r>
         <w:rPr>
           <w:lang w:val="zh_TW" w:bidi="zh_TW"/>
         </w:rPr>
         <w:t>；</w:t>
       </w:r>
-      <w:hyperlink r:id="rId40">
-        <w:r>
-          <w:rPr>
-            <w:lang w:val="zh_TW" w:bidi="zh_TW"/>
-          </w:rPr>
-          <w:rPr>
-            <w:color w:val="0000EE"/>
-            <w:u w:val="single"/>
-          </w:rPr>
-          <w:t>約20:5</w:t>
-        </w:r>
-      </w:hyperlink>
+      <w:r>
+        <w:rPr>
+          <w:lang w:val="zh_TW" w:bidi="zh_TW"/>
+        </w:rPr>
+        <w:t>約20:5</w:t>
+      </w:r>
       <w:r>
         <w:rPr>
           <w:lang w:val="zh_TW" w:bidi="zh_TW"/>
         </w:rPr>
         <w:t>、</w:t>
       </w:r>
-      <w:hyperlink r:id="rId41">
-        <w:r>
-          <w:rPr>
-            <w:lang w:val="zh_TW" w:bidi="zh_TW"/>
-          </w:rPr>
-          <w:rPr>
-            <w:color w:val="0000EE"/>
-            <w:u w:val="single"/>
-          </w:rPr>
-          <w:t>11</w:t>
-        </w:r>
-      </w:hyperlink>
+      <w:r>
+        <w:rPr>
+          <w:lang w:val="zh_TW" w:bidi="zh_TW"/>
+        </w:rPr>
+        <w:t>11</w:t>
+      </w:r>
       <w:r>
         <w:rPr>
           <w:lang w:val="zh_TW" w:bidi="zh_TW"/>
@@ -1606,126 +1432,84 @@
         </w:rPr>
         <w:t>「你們要聖潔，因為我是聖潔的」：這是經文中常見的疊句，神的百姓必須聖潔，因為神是聖潔的（見</w:t>
       </w:r>
-      <w:hyperlink r:id="rId42">
-        <w:r>
-          <w:rPr>
-            <w:lang w:val="zh_TW" w:bidi="zh_TW"/>
-          </w:rPr>
-          <w:rPr>
-            <w:color w:val="0000EE"/>
-            <w:u w:val="single"/>
-          </w:rPr>
-          <w:t>利11:44–45</w:t>
-        </w:r>
-      </w:hyperlink>
+      <w:r>
+        <w:rPr>
+          <w:lang w:val="zh_TW" w:bidi="zh_TW"/>
+        </w:rPr>
+        <w:t>利11:44–45</w:t>
+      </w:r>
       <w:r>
         <w:rPr>
           <w:lang w:val="zh_TW" w:bidi="zh_TW"/>
         </w:rPr>
         <w:t>，</w:t>
       </w:r>
-      <w:hyperlink r:id="rId43">
-        <w:r>
-          <w:rPr>
-            <w:lang w:val="zh_TW" w:bidi="zh_TW"/>
-          </w:rPr>
-          <w:rPr>
-            <w:color w:val="0000EE"/>
-            <w:u w:val="single"/>
-          </w:rPr>
-          <w:t>19:2</w:t>
-        </w:r>
-      </w:hyperlink>
+      <w:r>
+        <w:rPr>
+          <w:lang w:val="zh_TW" w:bidi="zh_TW"/>
+        </w:rPr>
+        <w:t>19:2</w:t>
+      </w:r>
       <w:r>
         <w:rPr>
           <w:lang w:val="zh_TW" w:bidi="zh_TW"/>
         </w:rPr>
         <w:t>，</w:t>
       </w:r>
-      <w:hyperlink r:id="rId44">
-        <w:r>
-          <w:rPr>
-            <w:lang w:val="zh_TW" w:bidi="zh_TW"/>
-          </w:rPr>
-          <w:rPr>
-            <w:color w:val="0000EE"/>
-            <w:u w:val="single"/>
-          </w:rPr>
-          <w:t>20:7</w:t>
-        </w:r>
-      </w:hyperlink>
+      <w:r>
+        <w:rPr>
+          <w:lang w:val="zh_TW" w:bidi="zh_TW"/>
+        </w:rPr>
+        <w:t>20:7</w:t>
+      </w:r>
       <w:r>
         <w:rPr>
           <w:lang w:val="zh_TW" w:bidi="zh_TW"/>
         </w:rPr>
         <w:t>；另見</w:t>
       </w:r>
-      <w:hyperlink r:id="rId45">
-        <w:r>
-          <w:rPr>
-            <w:lang w:val="zh_TW" w:bidi="zh_TW"/>
-          </w:rPr>
-          <w:rPr>
-            <w:color w:val="0000EE"/>
-            <w:u w:val="single"/>
-          </w:rPr>
-          <w:t>結20:12</w:t>
-        </w:r>
-      </w:hyperlink>
+      <w:r>
+        <w:rPr>
+          <w:lang w:val="zh_TW" w:bidi="zh_TW"/>
+        </w:rPr>
+        <w:t>結20:12</w:t>
+      </w:r>
       <w:r>
         <w:rPr>
           <w:lang w:val="zh_TW" w:bidi="zh_TW"/>
         </w:rPr>
         <w:t>；</w:t>
       </w:r>
-      <w:hyperlink r:id="rId46">
-        <w:r>
-          <w:rPr>
-            <w:lang w:val="zh_TW" w:bidi="zh_TW"/>
-          </w:rPr>
-          <w:rPr>
-            <w:color w:val="0000EE"/>
-            <w:u w:val="single"/>
-          </w:rPr>
-          <w:t>弗1:4</w:t>
-        </w:r>
-      </w:hyperlink>
+      <w:r>
+        <w:rPr>
+          <w:lang w:val="zh_TW" w:bidi="zh_TW"/>
+        </w:rPr>
+        <w:t>弗1:4</w:t>
+      </w:r>
       <w:r>
         <w:rPr>
           <w:lang w:val="zh_TW" w:bidi="zh_TW"/>
         </w:rPr>
         <w:t>；</w:t>
       </w:r>
-      <w:hyperlink r:id="rId47">
-        <w:r>
-          <w:rPr>
-            <w:lang w:val="zh_TW" w:bidi="zh_TW"/>
-          </w:rPr>
-          <w:rPr>
-            <w:color w:val="0000EE"/>
-            <w:u w:val="single"/>
-          </w:rPr>
-          <w:t>帖前4:3</w:t>
-        </w:r>
-      </w:hyperlink>
+      <w:r>
+        <w:rPr>
+          <w:lang w:val="zh_TW" w:bidi="zh_TW"/>
+        </w:rPr>
+        <w:t>帖前4:3</w:t>
+      </w:r>
       <w:r>
         <w:rPr>
           <w:lang w:val="zh_TW" w:bidi="zh_TW"/>
         </w:rPr>
         <w:t>；</w:t>
       </w:r>
-      <w:hyperlink r:id="rId48">
-        <w:r>
-          <w:rPr>
-            <w:lang w:val="zh_TW" w:bidi="zh_TW"/>
-          </w:rPr>
-          <w:rPr>
-            <w:color w:val="0000EE"/>
-            <w:u w:val="single"/>
-          </w:rPr>
-          <w:t>啟22:11</w:t>
-        </w:r>
-      </w:hyperlink>
+      <w:r>
+        <w:rPr>
+          <w:lang w:val="zh_TW" w:bidi="zh_TW"/>
+        </w:rPr>
+        <w:t>啟22:11</w:t>
+      </w:r>
       <w:r>
         <w:rPr>
           <w:lang w:val="zh_TW" w:bidi="zh_TW"/>
@@ -1780,36 +1564,24 @@
         </w:rPr>
         <w:t>基督徒是天上的國民（</w:t>
       </w:r>
-      <w:hyperlink r:id="rId49">
-        <w:r>
-          <w:rPr>
-            <w:lang w:val="zh_TW" w:bidi="zh_TW"/>
-          </w:rPr>
-          <w:rPr>
-            <w:color w:val="0000EE"/>
-            <w:u w:val="single"/>
-          </w:rPr>
-          <w:t>1:1</w:t>
-        </w:r>
-      </w:hyperlink>
+      <w:r>
+        <w:rPr>
+          <w:lang w:val="zh_TW" w:bidi="zh_TW"/>
+        </w:rPr>
+        <w:t>1:1</w:t>
+      </w:r>
       <w:r>
         <w:rPr>
           <w:lang w:val="zh_TW" w:bidi="zh_TW"/>
         </w:rPr>
         <w:t>；見</w:t>
       </w:r>
-      <w:hyperlink r:id="rId50">
-        <w:r>
-          <w:rPr>
-            <w:lang w:val="zh_TW" w:bidi="zh_TW"/>
-          </w:rPr>
-          <w:rPr>
-            <w:color w:val="0000EE"/>
-            <w:u w:val="single"/>
-          </w:rPr>
-          <w:t>腓3:20</w:t>
-        </w:r>
-      </w:hyperlink>
+      <w:r>
+        <w:rPr>
+          <w:lang w:val="zh_TW" w:bidi="zh_TW"/>
+        </w:rPr>
+        <w:t>腓3:20</w:t>
+      </w:r>
       <w:r>
         <w:rPr>
           <w:lang w:val="zh_TW" w:bidi="zh_TW"/>
@@ -1864,18 +1636,12 @@
         </w:rPr>
         <w:t>贖價是為了釋放被擄者而支付的。奴僕有時可以支付贖價，從主人那裡獲得自由。基督的死，則是神為了將人從罪的奴役下釋放出來所付出的代價（</w:t>
       </w:r>
-      <w:hyperlink r:id="rId51">
-        <w:r>
-          <w:rPr>
-            <w:lang w:val="zh_TW" w:bidi="zh_TW"/>
-          </w:rPr>
-          <w:rPr>
-            <w:color w:val="0000EE"/>
-            <w:u w:val="single"/>
-          </w:rPr>
-          <w:t>1:19</w:t>
-        </w:r>
-      </w:hyperlink>
+      <w:r>
+        <w:rPr>
+          <w:lang w:val="zh_TW" w:bidi="zh_TW"/>
+        </w:rPr>
+        <w:t>1:19</w:t>
+      </w:r>
       <w:r>
         <w:rPr>
           <w:lang w:val="zh_TW" w:bidi="zh_TW"/>
@@ -1943,54 +1709,36 @@
         </w:rPr>
         <w:t>必須是無瑕疵的（</w:t>
       </w:r>
-      <w:hyperlink r:id="rId52">
-        <w:r>
-          <w:rPr>
-            <w:lang w:val="zh_TW" w:bidi="zh_TW"/>
-          </w:rPr>
-          <w:rPr>
-            <w:color w:val="0000EE"/>
-            <w:u w:val="single"/>
-          </w:rPr>
-          <w:t>出12:5</w:t>
-        </w:r>
-      </w:hyperlink>
+      <w:r>
+        <w:rPr>
+          <w:lang w:val="zh_TW" w:bidi="zh_TW"/>
+        </w:rPr>
+        <w:t>出12:5</w:t>
+      </w:r>
       <w:r>
         <w:rPr>
           <w:lang w:val="zh_TW" w:bidi="zh_TW"/>
         </w:rPr>
         <w:t>）；而成就了逾越節的含義的基督，也是無瑕疵、無罪的（參</w:t>
       </w:r>
-      <w:hyperlink r:id="rId53">
-        <w:r>
-          <w:rPr>
-            <w:lang w:val="zh_TW" w:bidi="zh_TW"/>
-          </w:rPr>
-          <w:rPr>
-            <w:color w:val="0000EE"/>
-            <w:u w:val="single"/>
-          </w:rPr>
-          <w:t>來4:14–16</w:t>
-        </w:r>
-      </w:hyperlink>
+      <w:r>
+        <w:rPr>
+          <w:lang w:val="zh_TW" w:bidi="zh_TW"/>
+        </w:rPr>
+        <w:t>來4:14–16</w:t>
+      </w:r>
       <w:r>
         <w:rPr>
           <w:lang w:val="zh_TW" w:bidi="zh_TW"/>
         </w:rPr>
         <w:t>，</w:t>
       </w:r>
-      <w:hyperlink r:id="rId54">
-        <w:r>
-          <w:rPr>
-            <w:lang w:val="zh_TW" w:bidi="zh_TW"/>
-          </w:rPr>
-          <w:rPr>
-            <w:color w:val="0000EE"/>
-            <w:u w:val="single"/>
-          </w:rPr>
-          <w:t>7:26–28</w:t>
-        </w:r>
-      </w:hyperlink>
+      <w:r>
+        <w:rPr>
+          <w:lang w:val="zh_TW" w:bidi="zh_TW"/>
+        </w:rPr>
+        <w:t>7:26–28</w:t>
+      </w:r>
       <w:r>
         <w:rPr>
           <w:lang w:val="zh_TW" w:bidi="zh_TW"/>
@@ -2166,18 +1914,12 @@
         </w:rPr>
         <w:t>在彼得呼籲追求聖潔之後（</w:t>
       </w:r>
-      <w:hyperlink r:id="rId55">
-        <w:r>
-          <w:rPr>
-            <w:lang w:val="zh_TW" w:bidi="zh_TW"/>
-          </w:rPr>
-          <w:rPr>
-            <w:color w:val="0000EE"/>
-            <w:u w:val="single"/>
-          </w:rPr>
-          <w:t>1:13–21</w:t>
-        </w:r>
-      </w:hyperlink>
+      <w:r>
+        <w:rPr>
+          <w:lang w:val="zh_TW" w:bidi="zh_TW"/>
+        </w:rPr>
+        <w:t>1:13–21</w:t>
+      </w:r>
       <w:r>
         <w:rPr>
           <w:lang w:val="zh_TW" w:bidi="zh_TW"/>
@@ -2232,18 +1974,12 @@
         </w:rPr>
         <w:t>已經「重生」的信徒（</w:t>
       </w:r>
-      <w:hyperlink r:id="rId24">
-        <w:r>
-          <w:rPr>
-            <w:lang w:val="zh_TW" w:bidi="zh_TW"/>
-          </w:rPr>
-          <w:rPr>
-            <w:color w:val="0000EE"/>
-            <w:u w:val="single"/>
-          </w:rPr>
-          <w:t>1:23</w:t>
-        </w:r>
-      </w:hyperlink>
+      <w:r>
+        <w:rPr>
+          <w:lang w:val="zh_TW" w:bidi="zh_TW"/>
+        </w:rPr>
+        <w:t>1:23</w:t>
+      </w:r>
       <w:r>
         <w:rPr>
           <w:lang w:val="zh_TW" w:bidi="zh_TW"/>
@@ -2263,36 +1999,24 @@
         </w:rPr>
         <w:t>（與固體食物對比）代表基督教初階的教導 （</w:t>
       </w:r>
-      <w:hyperlink r:id="rId56">
-        <w:r>
-          <w:rPr>
-            <w:lang w:val="zh_TW" w:bidi="zh_TW"/>
-          </w:rPr>
-          <w:rPr>
-            <w:color w:val="0000EE"/>
-            <w:u w:val="single"/>
-          </w:rPr>
-          <w:t>林前3:2</w:t>
-        </w:r>
-      </w:hyperlink>
+      <w:r>
+        <w:rPr>
+          <w:lang w:val="zh_TW" w:bidi="zh_TW"/>
+        </w:rPr>
+        <w:t>林前3:2</w:t>
+      </w:r>
       <w:r>
         <w:rPr>
           <w:lang w:val="zh_TW" w:bidi="zh_TW"/>
         </w:rPr>
         <w:t>；</w:t>
       </w:r>
-      <w:hyperlink r:id="rId57">
-        <w:r>
-          <w:rPr>
-            <w:lang w:val="zh_TW" w:bidi="zh_TW"/>
-          </w:rPr>
-          <w:rPr>
-            <w:color w:val="0000EE"/>
-            <w:u w:val="single"/>
-          </w:rPr>
-          <w:t>來5:12–13</w:t>
-        </w:r>
-      </w:hyperlink>
+      <w:r>
+        <w:rPr>
+          <w:lang w:val="zh_TW" w:bidi="zh_TW"/>
+        </w:rPr>
+        <w:t>來5:12–13</w:t>
+      </w:r>
       <w:r>
         <w:rPr>
           <w:lang w:val="zh_TW" w:bidi="zh_TW"/>
@@ -2347,36 +2071,24 @@
         </w:rPr>
         <w:t>你們若嘗過主恩的滋味：這話出自於</w:t>
       </w:r>
-      <w:hyperlink r:id="rId58">
-        <w:r>
-          <w:rPr>
-            <w:lang w:val="zh_TW" w:bidi="zh_TW"/>
-          </w:rPr>
-          <w:rPr>
-            <w:color w:val="0000EE"/>
-            <w:u w:val="single"/>
-          </w:rPr>
-          <w:t>詩篇三十四篇8節</w:t>
-        </w:r>
-      </w:hyperlink>
+      <w:r>
+        <w:rPr>
+          <w:lang w:val="zh_TW" w:bidi="zh_TW"/>
+        </w:rPr>
+        <w:t>詩篇三十四篇8節</w:t>
+      </w:r>
       <w:r>
         <w:rPr>
           <w:lang w:val="zh_TW" w:bidi="zh_TW"/>
         </w:rPr>
         <w:t>。彼得在</w:t>
       </w:r>
-      <w:hyperlink r:id="rId59">
-        <w:r>
-          <w:rPr>
-            <w:lang w:val="zh_TW" w:bidi="zh_TW"/>
-          </w:rPr>
-          <w:rPr>
-            <w:color w:val="0000EE"/>
-            <w:u w:val="single"/>
-          </w:rPr>
-          <w:t>彼得前書三章10至12節</w:t>
-        </w:r>
-      </w:hyperlink>
+      <w:r>
+        <w:rPr>
+          <w:lang w:val="zh_TW" w:bidi="zh_TW"/>
+        </w:rPr>
+        <w:t>彼得前書三章10至12節</w:t>
+      </w:r>
       <w:r>
         <w:rPr>
           <w:lang w:val="zh_TW" w:bidi="zh_TW"/>
@@ -2431,36 +2143,24 @@
         </w:rPr>
         <w:t>固然是被人所棄的，卻是被神所揀選、所寶貴的：這個句子間接提及了</w:t>
       </w:r>
-      <w:hyperlink r:id="rId60">
-        <w:r>
-          <w:rPr>
-            <w:lang w:val="zh_TW" w:bidi="zh_TW"/>
-          </w:rPr>
-          <w:rPr>
-            <w:color w:val="0000EE"/>
-            <w:u w:val="single"/>
-          </w:rPr>
-          <w:t>詩篇一一八篇22節</w:t>
-        </w:r>
-      </w:hyperlink>
+      <w:r>
+        <w:rPr>
+          <w:lang w:val="zh_TW" w:bidi="zh_TW"/>
+        </w:rPr>
+        <w:t>詩篇一一八篇22節</w:t>
+      </w:r>
       <w:r>
         <w:rPr>
           <w:lang w:val="zh_TW" w:bidi="zh_TW"/>
         </w:rPr>
         <w:t>，</w:t>
       </w:r>
-      <w:hyperlink r:id="rId61">
-        <w:r>
-          <w:rPr>
-            <w:lang w:val="zh_TW" w:bidi="zh_TW"/>
-          </w:rPr>
-          <w:rPr>
-            <w:color w:val="0000EE"/>
-            <w:u w:val="single"/>
-          </w:rPr>
-          <w:t>彼得前書二章7節</w:t>
-        </w:r>
-      </w:hyperlink>
+      <w:r>
+        <w:rPr>
+          <w:lang w:val="zh_TW" w:bidi="zh_TW"/>
+        </w:rPr>
+        <w:t>彼得前書二章7節</w:t>
+      </w:r>
       <w:r>
         <w:rPr>
           <w:lang w:val="zh_TW" w:bidi="zh_TW"/>
@@ -2579,72 +2279,48 @@
         </w:rPr>
         <w:t>神的百姓構成了屬靈的聖殿，而神居住在其中（</w:t>
       </w:r>
-      <w:hyperlink r:id="rId62">
-        <w:r>
-          <w:rPr>
-            <w:lang w:val="zh_TW" w:bidi="zh_TW"/>
-          </w:rPr>
-          <w:rPr>
-            <w:color w:val="0000EE"/>
-            <w:u w:val="single"/>
-          </w:rPr>
-          <w:t>林前3:16</w:t>
-        </w:r>
-      </w:hyperlink>
+      <w:r>
+        <w:rPr>
+          <w:lang w:val="zh_TW" w:bidi="zh_TW"/>
+        </w:rPr>
+        <w:t>林前3:16</w:t>
+      </w:r>
       <w:r>
         <w:rPr>
           <w:lang w:val="zh_TW" w:bidi="zh_TW"/>
         </w:rPr>
         <w:t>）。耶穌將祂的身體比喻為「殿」（</w:t>
       </w:r>
-      <w:hyperlink r:id="rId63">
-        <w:r>
-          <w:rPr>
-            <w:lang w:val="zh_TW" w:bidi="zh_TW"/>
-          </w:rPr>
-          <w:rPr>
-            <w:color w:val="0000EE"/>
-            <w:u w:val="single"/>
-          </w:rPr>
-          <w:t>約2:19–22</w:t>
-        </w:r>
-      </w:hyperlink>
+      <w:r>
+        <w:rPr>
+          <w:lang w:val="zh_TW" w:bidi="zh_TW"/>
+        </w:rPr>
+        <w:t>約2:19–22</w:t>
+      </w:r>
       <w:r>
         <w:rPr>
           <w:lang w:val="zh_TW" w:bidi="zh_TW"/>
         </w:rPr>
         <w:t>），而教會被稱為「基督的身體」（</w:t>
       </w:r>
-      <w:hyperlink r:id="rId64">
-        <w:r>
-          <w:rPr>
-            <w:lang w:val="zh_TW" w:bidi="zh_TW"/>
-          </w:rPr>
-          <w:rPr>
-            <w:color w:val="0000EE"/>
-            <w:u w:val="single"/>
-          </w:rPr>
-          <w:t>弗4:12</w:t>
-        </w:r>
-      </w:hyperlink>
+      <w:r>
+        <w:rPr>
+          <w:lang w:val="zh_TW" w:bidi="zh_TW"/>
+        </w:rPr>
+        <w:t>弗4:12</w:t>
+      </w:r>
       <w:r>
         <w:rPr>
           <w:lang w:val="zh_TW" w:bidi="zh_TW"/>
         </w:rPr>
         <w:t>）。神不再顯現在特定的地方，而是顯現在屬於祂、並讚美祂的美善的百姓中（見</w:t>
       </w:r>
-      <w:hyperlink r:id="rId65">
-        <w:r>
-          <w:rPr>
-            <w:lang w:val="zh_TW" w:bidi="zh_TW"/>
-          </w:rPr>
-          <w:rPr>
-            <w:color w:val="0000EE"/>
-            <w:u w:val="single"/>
-          </w:rPr>
-          <w:t>彼前2:10</w:t>
-        </w:r>
-      </w:hyperlink>
+      <w:r>
+        <w:rPr>
+          <w:lang w:val="zh_TW" w:bidi="zh_TW"/>
+        </w:rPr>
+        <w:t>彼前2:10</w:t>
+      </w:r>
       <w:r>
         <w:rPr>
           <w:lang w:val="zh_TW" w:bidi="zh_TW"/>
@@ -2669,36 +2345,24 @@
         </w:rPr>
         <w:t>作為新約之中屬神的聖潔祭司，基督徒不再獻上動物為祭，而是獻上屬靈的祭物，如讚美神、禱告和行善（見</w:t>
       </w:r>
-      <w:hyperlink r:id="rId66">
-        <w:r>
-          <w:rPr>
-            <w:lang w:val="zh_TW" w:bidi="zh_TW"/>
-          </w:rPr>
-          <w:rPr>
-            <w:color w:val="0000EE"/>
-            <w:u w:val="single"/>
-          </w:rPr>
-          <w:t>羅12:1</w:t>
-        </w:r>
-      </w:hyperlink>
+      <w:r>
+        <w:rPr>
+          <w:lang w:val="zh_TW" w:bidi="zh_TW"/>
+        </w:rPr>
+        <w:t>羅12:1</w:t>
+      </w:r>
       <w:r>
         <w:rPr>
           <w:lang w:val="zh_TW" w:bidi="zh_TW"/>
         </w:rPr>
         <w:t>；</w:t>
       </w:r>
-      <w:hyperlink r:id="rId67">
-        <w:r>
-          <w:rPr>
-            <w:lang w:val="zh_TW" w:bidi="zh_TW"/>
-          </w:rPr>
-          <w:rPr>
-            <w:color w:val="0000EE"/>
-            <w:u w:val="single"/>
-          </w:rPr>
-          <w:t>來13:15–16</w:t>
-        </w:r>
-      </w:hyperlink>
+      <w:r>
+        <w:rPr>
+          <w:lang w:val="zh_TW" w:bidi="zh_TW"/>
+        </w:rPr>
+        <w:t>來13:15–16</w:t>
+      </w:r>
       <w:r>
         <w:rPr>
           <w:lang w:val="zh_TW" w:bidi="zh_TW"/>
@@ -2753,18 +2417,12 @@
         </w:rPr>
         <w:t>在這些經文中所引用的三處舊約聖經經文都在描述基督是某種石頭：建造新聖殿的房角石（</w:t>
       </w:r>
-      <w:hyperlink r:id="rId68">
-        <w:r>
-          <w:rPr>
-            <w:lang w:val="zh_TW" w:bidi="zh_TW"/>
-          </w:rPr>
-          <w:rPr>
-            <w:color w:val="0000EE"/>
-            <w:u w:val="single"/>
-          </w:rPr>
-          <w:t>2:6</w:t>
-        </w:r>
-      </w:hyperlink>
+      <w:r>
+        <w:rPr>
+          <w:lang w:val="zh_TW" w:bidi="zh_TW"/>
+        </w:rPr>
+        <w:t>2:6</w:t>
+      </w:r>
       <w:r>
         <w:rPr>
           <w:lang w:val="zh_TW" w:bidi="zh_TW"/>
@@ -2783,18 +2441,12 @@
         </w:rPr>
         <w:t>（</w:t>
       </w:r>
-      <w:hyperlink r:id="rId61">
-        <w:r>
-          <w:rPr>
-            <w:lang w:val="zh_TW" w:bidi="zh_TW"/>
-          </w:rPr>
-          <w:rPr>
-            <w:color w:val="0000EE"/>
-            <w:u w:val="single"/>
-          </w:rPr>
-          <w:t>2:7</w:t>
-        </w:r>
-      </w:hyperlink>
+      <w:r>
+        <w:rPr>
+          <w:lang w:val="zh_TW" w:bidi="zh_TW"/>
+        </w:rPr>
+        <w:t>2:7</w:t>
+      </w:r>
       <w:r>
         <w:rPr>
           <w:lang w:val="zh_TW" w:bidi="zh_TW"/>
@@ -2813,108 +2465,72 @@
         </w:rPr>
         <w:t>（</w:t>
       </w:r>
-      <w:hyperlink r:id="rId69">
-        <w:r>
-          <w:rPr>
-            <w:lang w:val="zh_TW" w:bidi="zh_TW"/>
-          </w:rPr>
-          <w:rPr>
-            <w:color w:val="0000EE"/>
-            <w:u w:val="single"/>
-          </w:rPr>
-          <w:t>2:8</w:t>
-        </w:r>
-      </w:hyperlink>
+      <w:r>
+        <w:rPr>
+          <w:lang w:val="zh_TW" w:bidi="zh_TW"/>
+        </w:rPr>
+        <w:t>2:8</w:t>
+      </w:r>
       <w:r>
         <w:rPr>
           <w:lang w:val="zh_TW" w:bidi="zh_TW"/>
         </w:rPr>
         <w:t>）。耶穌引用了</w:t>
       </w:r>
-      <w:hyperlink r:id="rId60">
-        <w:r>
-          <w:rPr>
-            <w:lang w:val="zh_TW" w:bidi="zh_TW"/>
-          </w:rPr>
-          <w:rPr>
-            <w:color w:val="0000EE"/>
-            <w:u w:val="single"/>
-          </w:rPr>
-          <w:t>詩篇一一八篇22節</w:t>
-        </w:r>
-      </w:hyperlink>
+      <w:r>
+        <w:rPr>
+          <w:lang w:val="zh_TW" w:bidi="zh_TW"/>
+        </w:rPr>
+        <w:t>詩篇一一八篇22節</w:t>
+      </w:r>
       <w:r>
         <w:rPr>
           <w:lang w:val="zh_TW" w:bidi="zh_TW"/>
         </w:rPr>
         <w:t>（</w:t>
       </w:r>
-      <w:hyperlink r:id="rId70">
-        <w:r>
-          <w:rPr>
-            <w:lang w:val="zh_TW" w:bidi="zh_TW"/>
-          </w:rPr>
-          <w:rPr>
-            <w:color w:val="0000EE"/>
-            <w:u w:val="single"/>
-          </w:rPr>
-          <w:t>太21:42</w:t>
-        </w:r>
-      </w:hyperlink>
+      <w:r>
+        <w:rPr>
+          <w:lang w:val="zh_TW" w:bidi="zh_TW"/>
+        </w:rPr>
+        <w:t>太21:42</w:t>
+      </w:r>
       <w:r>
         <w:rPr>
           <w:lang w:val="zh_TW" w:bidi="zh_TW"/>
         </w:rPr>
         <w:t>），而保羅引用了</w:t>
       </w:r>
-      <w:hyperlink r:id="rId71">
-        <w:r>
-          <w:rPr>
-            <w:lang w:val="zh_TW" w:bidi="zh_TW"/>
-          </w:rPr>
-          <w:rPr>
-            <w:color w:val="0000EE"/>
-            <w:u w:val="single"/>
-          </w:rPr>
-          <w:t>以賽亞書八章14節</w:t>
-        </w:r>
-      </w:hyperlink>
+      <w:r>
+        <w:rPr>
+          <w:lang w:val="zh_TW" w:bidi="zh_TW"/>
+        </w:rPr>
+        <w:t>以賽亞書八章14節</w:t>
+      </w:r>
       <w:r>
         <w:rPr>
           <w:lang w:val="zh_TW" w:bidi="zh_TW"/>
         </w:rPr>
         <w:t>和</w:t>
       </w:r>
-      <w:hyperlink r:id="rId72">
-        <w:r>
-          <w:rPr>
-            <w:lang w:val="zh_TW" w:bidi="zh_TW"/>
-          </w:rPr>
-          <w:rPr>
-            <w:color w:val="0000EE"/>
-            <w:u w:val="single"/>
-          </w:rPr>
-          <w:t>二十八章16節</w:t>
-        </w:r>
-      </w:hyperlink>
+      <w:r>
+        <w:rPr>
+          <w:lang w:val="zh_TW" w:bidi="zh_TW"/>
+        </w:rPr>
+        <w:t>二十八章16節</w:t>
+      </w:r>
       <w:r>
         <w:rPr>
           <w:lang w:val="zh_TW" w:bidi="zh_TW"/>
         </w:rPr>
         <w:t>（</w:t>
       </w:r>
-      <w:hyperlink r:id="rId73">
-        <w:r>
-          <w:rPr>
-            <w:lang w:val="zh_TW" w:bidi="zh_TW"/>
-          </w:rPr>
-          <w:rPr>
-            <w:color w:val="0000EE"/>
-            <w:u w:val="single"/>
-          </w:rPr>
-          <w:t>羅9:33</w:t>
-        </w:r>
-      </w:hyperlink>
+      <w:r>
+        <w:rPr>
+          <w:lang w:val="zh_TW" w:bidi="zh_TW"/>
+        </w:rPr>
+        <w:t>羅9:33</w:t>
+      </w:r>
       <w:r>
         <w:rPr>
           <w:lang w:val="zh_TW" w:bidi="zh_TW"/>
@@ -3048,18 +2664,12 @@
         </w:rPr>
         <w:t>彼得將舊約聖經中對以色列人的描述（見，例如，</w:t>
       </w:r>
-      <w:hyperlink r:id="rId74">
-        <w:r>
-          <w:rPr>
-            <w:lang w:val="zh_TW" w:bidi="zh_TW"/>
-          </w:rPr>
-          <w:rPr>
-            <w:color w:val="0000EE"/>
-            <w:u w:val="single"/>
-          </w:rPr>
-          <w:t>出19:5–6</w:t>
-        </w:r>
-      </w:hyperlink>
+      <w:r>
+        <w:rPr>
+          <w:lang w:val="zh_TW" w:bidi="zh_TW"/>
+        </w:rPr>
+        <w:t>出19:5–6</w:t>
+      </w:r>
       <w:r>
         <w:rPr>
           <w:lang w:val="zh_TW" w:bidi="zh_TW"/>
@@ -3114,18 +2724,12 @@
         </w:rPr>
         <w:t>「是客旅，是寄居的」：信徒不屬於這個世界，而是屬於天上的國度（見</w:t>
       </w:r>
-      <w:hyperlink r:id="rId49">
-        <w:r>
-          <w:rPr>
-            <w:lang w:val="zh_TW" w:bidi="zh_TW"/>
-          </w:rPr>
-          <w:rPr>
-            <w:color w:val="0000EE"/>
-            <w:u w:val="single"/>
-          </w:rPr>
-          <w:t>1:1</w:t>
-        </w:r>
-      </w:hyperlink>
+      <w:r>
+        <w:rPr>
+          <w:lang w:val="zh_TW" w:bidi="zh_TW"/>
+        </w:rPr>
+        <w:t>1:1</w:t>
+      </w:r>
       <w:r>
         <w:rPr>
           <w:lang w:val="zh_TW" w:bidi="zh_TW"/>
@@ -3254,36 +2858,24 @@
         </w:rPr>
         <w:t>在希臘文的舊約聖經中，用於描述神臨到祂的仇敵來審判他們的時候（</w:t>
       </w:r>
-      <w:hyperlink r:id="rId75">
-        <w:r>
-          <w:rPr>
-            <w:lang w:val="zh_TW" w:bidi="zh_TW"/>
-          </w:rPr>
-          <w:rPr>
-            <w:color w:val="0000EE"/>
-            <w:u w:val="single"/>
-          </w:rPr>
-          <w:t>賽10:3</w:t>
-        </w:r>
-      </w:hyperlink>
+      <w:r>
+        <w:rPr>
+          <w:lang w:val="zh_TW" w:bidi="zh_TW"/>
+        </w:rPr>
+        <w:t>賽10:3</w:t>
+      </w:r>
       <w:r>
         <w:rPr>
           <w:lang w:val="zh_TW" w:bidi="zh_TW"/>
         </w:rPr>
         <w:t>；</w:t>
       </w:r>
-      <w:hyperlink r:id="rId76">
-        <w:r>
-          <w:rPr>
-            <w:lang w:val="zh_TW" w:bidi="zh_TW"/>
-          </w:rPr>
-          <w:rPr>
-            <w:color w:val="0000EE"/>
-            <w:u w:val="single"/>
-          </w:rPr>
-          <w:t>耶6:15</w:t>
-        </w:r>
-      </w:hyperlink>
+      <w:r>
+        <w:rPr>
+          <w:lang w:val="zh_TW" w:bidi="zh_TW"/>
+        </w:rPr>
+        <w:t>耶6:15</w:t>
+      </w:r>
       <w:r>
         <w:rPr>
           <w:lang w:val="zh_TW" w:bidi="zh_TW"/>
@@ -3410,126 +3002,84 @@
         </w:rPr>
         <w:t>這個段落圍繞著關鍵片語——順服人的一切制度。彼得將這個原則應用於幾種關係中：基督徒應順服執政者的權柄（</w:t>
       </w:r>
-      <w:hyperlink r:id="rId77">
-        <w:r>
-          <w:rPr>
-            <w:lang w:val="zh_TW" w:bidi="zh_TW"/>
-          </w:rPr>
-          <w:rPr>
-            <w:color w:val="0000EE"/>
-            <w:u w:val="single"/>
-          </w:rPr>
-          <w:t>2:13–17</w:t>
-        </w:r>
-      </w:hyperlink>
+      <w:r>
+        <w:rPr>
+          <w:lang w:val="zh_TW" w:bidi="zh_TW"/>
+        </w:rPr>
+        <w:t>2:13–17</w:t>
+      </w:r>
       <w:r>
         <w:rPr>
           <w:lang w:val="zh_TW" w:bidi="zh_TW"/>
         </w:rPr>
         <w:t>），基督徒奴僕應順服他們主人的權柄（</w:t>
       </w:r>
-      <w:hyperlink r:id="rId78">
-        <w:r>
-          <w:rPr>
-            <w:lang w:val="zh_TW" w:bidi="zh_TW"/>
-          </w:rPr>
-          <w:rPr>
-            <w:color w:val="0000EE"/>
-            <w:u w:val="single"/>
-          </w:rPr>
-          <w:t>2:18–25</w:t>
-        </w:r>
-      </w:hyperlink>
+      <w:r>
+        <w:rPr>
+          <w:lang w:val="zh_TW" w:bidi="zh_TW"/>
+        </w:rPr>
+        <w:t>2:18–25</w:t>
+      </w:r>
       <w:r>
         <w:rPr>
           <w:lang w:val="zh_TW" w:bidi="zh_TW"/>
         </w:rPr>
         <w:t>），基督徒妻子應順服她們丈夫的權柄（</w:t>
       </w:r>
-      <w:hyperlink r:id="rId79">
-        <w:r>
-          <w:rPr>
-            <w:lang w:val="zh_TW" w:bidi="zh_TW"/>
-          </w:rPr>
-          <w:rPr>
-            <w:color w:val="0000EE"/>
-            <w:u w:val="single"/>
-          </w:rPr>
-          <w:t>3:1–6</w:t>
-        </w:r>
-      </w:hyperlink>
+      <w:r>
+        <w:rPr>
+          <w:lang w:val="zh_TW" w:bidi="zh_TW"/>
+        </w:rPr>
+        <w:t>3:1–6</w:t>
+      </w:r>
       <w:r>
         <w:rPr>
           <w:lang w:val="zh_TW" w:bidi="zh_TW"/>
         </w:rPr>
         <w:t>）。彼得似乎遵循了早期基督徒所用的傳統家庭規範，這些規範是為了家庭的不同成員所提供的一系列教導（參</w:t>
       </w:r>
-      <w:hyperlink r:id="rId80">
-        <w:r>
-          <w:rPr>
-            <w:lang w:val="zh_TW" w:bidi="zh_TW"/>
-          </w:rPr>
-          <w:rPr>
-            <w:color w:val="0000EE"/>
-            <w:u w:val="single"/>
-          </w:rPr>
-          <w:t>弗5:21–6:9</w:t>
-        </w:r>
-      </w:hyperlink>
+      <w:r>
+        <w:rPr>
+          <w:lang w:val="zh_TW" w:bidi="zh_TW"/>
+        </w:rPr>
+        <w:t>弗5:21–6:9</w:t>
+      </w:r>
       <w:r>
         <w:rPr>
           <w:lang w:val="zh_TW" w:bidi="zh_TW"/>
         </w:rPr>
         <w:t>；</w:t>
       </w:r>
-      <w:hyperlink r:id="rId81">
-        <w:r>
-          <w:rPr>
-            <w:lang w:val="zh_TW" w:bidi="zh_TW"/>
-          </w:rPr>
-          <w:rPr>
-            <w:color w:val="0000EE"/>
-            <w:u w:val="single"/>
-          </w:rPr>
-          <w:t>西3:18–4:1</w:t>
-        </w:r>
-      </w:hyperlink>
+      <w:r>
+        <w:rPr>
+          <w:lang w:val="zh_TW" w:bidi="zh_TW"/>
+        </w:rPr>
+        <w:t>西3:18–4:1</w:t>
+      </w:r>
       <w:r>
         <w:rPr>
           <w:lang w:val="zh_TW" w:bidi="zh_TW"/>
         </w:rPr>
         <w:t>；</w:t>
       </w:r>
-      <w:hyperlink r:id="rId82">
-        <w:r>
-          <w:rPr>
-            <w:lang w:val="zh_TW" w:bidi="zh_TW"/>
-          </w:rPr>
-          <w:rPr>
-            <w:color w:val="0000EE"/>
-            <w:u w:val="single"/>
-          </w:rPr>
-          <w:t>提前5:1–6:2</w:t>
-        </w:r>
-      </w:hyperlink>
+      <w:r>
+        <w:rPr>
+          <w:lang w:val="zh_TW" w:bidi="zh_TW"/>
+        </w:rPr>
+        <w:t>提前5:1–6:2</w:t>
+      </w:r>
       <w:r>
         <w:rPr>
           <w:lang w:val="zh_TW" w:bidi="zh_TW"/>
         </w:rPr>
         <w:t>；</w:t>
       </w:r>
-      <w:hyperlink r:id="rId83">
-        <w:r>
-          <w:rPr>
-            <w:lang w:val="zh_TW" w:bidi="zh_TW"/>
-          </w:rPr>
-          <w:rPr>
-            <w:color w:val="0000EE"/>
-            <w:u w:val="single"/>
-          </w:rPr>
-          <w:t>多2:1–10</w:t>
-        </w:r>
-      </w:hyperlink>
+      <w:r>
+        <w:rPr>
+          <w:lang w:val="zh_TW" w:bidi="zh_TW"/>
+        </w:rPr>
+        <w:t>多2:1–10</w:t>
+      </w:r>
       <w:r>
         <w:rPr>
           <w:lang w:val="zh_TW" w:bidi="zh_TW"/>
@@ -3584,18 +3134,12 @@
         </w:rPr>
         <w:t>罰惡賞善：參</w:t>
       </w:r>
-      <w:hyperlink r:id="rId84">
-        <w:r>
-          <w:rPr>
-            <w:lang w:val="zh_TW" w:bidi="zh_TW"/>
-          </w:rPr>
-          <w:rPr>
-            <w:color w:val="0000EE"/>
-            <w:u w:val="single"/>
-          </w:rPr>
-          <w:t>羅馬書十三章3至4節</w:t>
-        </w:r>
-      </w:hyperlink>
+      <w:r>
+        <w:rPr>
+          <w:lang w:val="zh_TW" w:bidi="zh_TW"/>
+        </w:rPr>
+        <w:t>羅馬書十三章3至4節</w:t>
+      </w:r>
       <w:r>
         <w:rPr>
           <w:lang w:val="zh_TW" w:bidi="zh_TW"/>
@@ -3697,18 +3241,12 @@
         </w:rPr>
         <w:t>敬畏神，尊敬君王：彼得可能是在思考耶穌關於基督徒對神和政府兩方的責任的平衡陳述（見</w:t>
       </w:r>
-      <w:hyperlink r:id="rId85">
-        <w:r>
-          <w:rPr>
-            <w:lang w:val="zh_TW" w:bidi="zh_TW"/>
-          </w:rPr>
-          <w:rPr>
-            <w:color w:val="0000EE"/>
-            <w:u w:val="single"/>
-          </w:rPr>
-          <w:t>太22:21</w:t>
-        </w:r>
-      </w:hyperlink>
+      <w:r>
+        <w:rPr>
+          <w:lang w:val="zh_TW" w:bidi="zh_TW"/>
+        </w:rPr>
+        <w:t>太22:21</w:t>
+      </w:r>
       <w:r>
         <w:rPr>
           <w:lang w:val="zh_TW" w:bidi="zh_TW"/>
@@ -3798,54 +3336,36 @@
         </w:rPr>
         <w:t>）：彼得可能是在呼籲僕人們敬畏神（見</w:t>
       </w:r>
-      <w:hyperlink r:id="rId86">
-        <w:r>
-          <w:rPr>
-            <w:lang w:val="zh_TW" w:bidi="zh_TW"/>
-          </w:rPr>
-          <w:rPr>
-            <w:color w:val="0000EE"/>
-            <w:u w:val="single"/>
-          </w:rPr>
-          <w:t>2:17</w:t>
-        </w:r>
-      </w:hyperlink>
+      <w:r>
+        <w:rPr>
+          <w:lang w:val="zh_TW" w:bidi="zh_TW"/>
+        </w:rPr>
+        <w:t>2:17</w:t>
+      </w:r>
       <w:r>
         <w:rPr>
           <w:lang w:val="zh_TW" w:bidi="zh_TW"/>
         </w:rPr>
         <w:t>；參</w:t>
       </w:r>
-      <w:hyperlink r:id="rId87">
-        <w:r>
-          <w:rPr>
-            <w:lang w:val="zh_TW" w:bidi="zh_TW"/>
-          </w:rPr>
-          <w:rPr>
-            <w:color w:val="0000EE"/>
-            <w:u w:val="single"/>
-          </w:rPr>
-          <w:t>1:17</w:t>
-        </w:r>
-      </w:hyperlink>
+      <w:r>
+        <w:rPr>
+          <w:lang w:val="zh_TW" w:bidi="zh_TW"/>
+        </w:rPr>
+        <w:t>1:17</w:t>
+      </w:r>
       <w:r>
         <w:rPr>
           <w:lang w:val="zh_TW" w:bidi="zh_TW"/>
         </w:rPr>
         <w:t>）或害怕主人的懲罰，但他經常以這種方式論及基督徒對待他人應有的尊重態度（</w:t>
       </w:r>
-      <w:hyperlink r:id="rId88">
-        <w:r>
-          <w:rPr>
-            <w:lang w:val="zh_TW" w:bidi="zh_TW"/>
-          </w:rPr>
-          <w:rPr>
-            <w:color w:val="0000EE"/>
-            <w:u w:val="single"/>
-          </w:rPr>
-          <w:t>3:16</w:t>
-        </w:r>
-      </w:hyperlink>
+      <w:r>
+        <w:rPr>
+          <w:lang w:val="zh_TW" w:bidi="zh_TW"/>
+        </w:rPr>
+        <w:t>3:16</w:t>
+      </w:r>
       <w:r>
         <w:rPr>
           <w:lang w:val="zh_TW" w:bidi="zh_TW"/>
@@ -3978,36 +3498,24 @@
         </w:rPr>
         <w:t>這些經文可能包含早期基督教的讚美詩或對基督的信仰告白（</w:t>
       </w:r>
-      <w:hyperlink r:id="rId89">
-        <w:r>
-          <w:rPr>
-            <w:lang w:val="zh_TW" w:bidi="zh_TW"/>
-          </w:rPr>
-          <w:rPr>
-            <w:color w:val="0000EE"/>
-            <w:u w:val="single"/>
-          </w:rPr>
-          <w:t>2:22–25</w:t>
-        </w:r>
-      </w:hyperlink>
+      <w:r>
+        <w:rPr>
+          <w:lang w:val="zh_TW" w:bidi="zh_TW"/>
+        </w:rPr>
+        <w:t>2:22–25</w:t>
+      </w:r>
       <w:r>
         <w:rPr>
           <w:lang w:val="zh_TW" w:bidi="zh_TW"/>
         </w:rPr>
         <w:t>）。這裡的重點在於基督的救贖性苦難，所用的話語主要引用自</w:t>
       </w:r>
-      <w:hyperlink r:id="rId90">
-        <w:r>
-          <w:rPr>
-            <w:lang w:val="zh_TW" w:bidi="zh_TW"/>
-          </w:rPr>
-          <w:rPr>
-            <w:color w:val="0000EE"/>
-            <w:u w:val="single"/>
-          </w:rPr>
-          <w:t>以賽亞書五十二章13節至五十三章12節</w:t>
-        </w:r>
-      </w:hyperlink>
+      <w:r>
+        <w:rPr>
+          <w:lang w:val="zh_TW" w:bidi="zh_TW"/>
+        </w:rPr>
+        <w:t>以賽亞書五十二章13節至五十三章12節</w:t>
+      </w:r>
       <w:r>
         <w:rPr>
           <w:lang w:val="zh_TW" w:bidi="zh_TW"/>
@@ -4066,36 +3574,24 @@
         </w:rPr>
         <w:t>親身擔當了我們的罪：這個片語間接提及</w:t>
       </w:r>
-      <w:hyperlink r:id="rId91">
-        <w:r>
-          <w:rPr>
-            <w:lang w:val="zh_TW" w:bidi="zh_TW"/>
-          </w:rPr>
-          <w:rPr>
-            <w:color w:val="0000EE"/>
-            <w:u w:val="single"/>
-          </w:rPr>
-          <w:t>以賽亞書五十三章4節</w:t>
-        </w:r>
-      </w:hyperlink>
+      <w:r>
+        <w:rPr>
+          <w:lang w:val="zh_TW" w:bidi="zh_TW"/>
+        </w:rPr>
+        <w:t>以賽亞書五十三章4節</w:t>
+      </w:r>
       <w:r>
         <w:rPr>
           <w:lang w:val="zh_TW" w:bidi="zh_TW"/>
         </w:rPr>
         <w:t>，</w:t>
       </w:r>
-      <w:hyperlink r:id="rId92">
-        <w:r>
-          <w:rPr>
-            <w:lang w:val="zh_TW" w:bidi="zh_TW"/>
-          </w:rPr>
-          <w:rPr>
-            <w:color w:val="0000EE"/>
-            <w:u w:val="single"/>
-          </w:rPr>
-          <w:t>11至12節</w:t>
-        </w:r>
-      </w:hyperlink>
+      <w:r>
+        <w:rPr>
+          <w:lang w:val="zh_TW" w:bidi="zh_TW"/>
+        </w:rPr>
+        <w:t>11至12節</w:t>
+      </w:r>
       <w:r>
         <w:rPr>
           <w:lang w:val="zh_TW" w:bidi="zh_TW"/>
@@ -4120,36 +3616,24 @@
         </w:rPr>
         <w:t>因他受的鞭傷，你們便得了醫治：基督的肉身受苦，為使我們從罪的奴役中得釋放（參</w:t>
       </w:r>
-      <w:hyperlink r:id="rId93">
-        <w:r>
-          <w:rPr>
-            <w:lang w:val="zh_TW" w:bidi="zh_TW"/>
-          </w:rPr>
-          <w:rPr>
-            <w:color w:val="0000EE"/>
-            <w:u w:val="single"/>
-          </w:rPr>
-          <w:t>賽53:5</w:t>
-        </w:r>
-      </w:hyperlink>
+      <w:r>
+        <w:rPr>
+          <w:lang w:val="zh_TW" w:bidi="zh_TW"/>
+        </w:rPr>
+        <w:t>賽53:5</w:t>
+      </w:r>
       <w:r>
         <w:rPr>
           <w:lang w:val="zh_TW" w:bidi="zh_TW"/>
         </w:rPr>
         <w:t>）。馬太也將類似的語言用於描述耶穌所行的醫治（</w:t>
       </w:r>
-      <w:hyperlink r:id="rId94">
-        <w:r>
-          <w:rPr>
-            <w:lang w:val="zh_TW" w:bidi="zh_TW"/>
-          </w:rPr>
-          <w:rPr>
-            <w:color w:val="0000EE"/>
-            <w:u w:val="single"/>
-          </w:rPr>
-          <w:t>太8:17</w:t>
-        </w:r>
-      </w:hyperlink>
+      <w:r>
+        <w:rPr>
+          <w:lang w:val="zh_TW" w:bidi="zh_TW"/>
+        </w:rPr>
+        <w:t>太8:17</w:t>
+      </w:r>
       <w:r>
         <w:rPr>
           <w:lang w:val="zh_TW" w:bidi="zh_TW"/>
@@ -4221,90 +3705,60 @@
         </w:rPr>
         <w:t>）：妻子被教導要接受神已設立丈夫為這關係之中的領導者（見</w:t>
       </w:r>
-      <w:hyperlink r:id="rId95">
-        <w:r>
-          <w:rPr>
-            <w:lang w:val="zh_TW" w:bidi="zh_TW"/>
-          </w:rPr>
-          <w:rPr>
-            <w:color w:val="0000EE"/>
-            <w:u w:val="single"/>
-          </w:rPr>
-          <w:t>2:13</w:t>
-        </w:r>
-      </w:hyperlink>
+      <w:r>
+        <w:rPr>
+          <w:lang w:val="zh_TW" w:bidi="zh_TW"/>
+        </w:rPr>
+        <w:t>2:13</w:t>
+      </w:r>
       <w:r>
         <w:rPr>
           <w:lang w:val="zh_TW" w:bidi="zh_TW"/>
         </w:rPr>
         <w:t>；</w:t>
       </w:r>
-      <w:hyperlink r:id="rId96">
-        <w:r>
-          <w:rPr>
-            <w:lang w:val="zh_TW" w:bidi="zh_TW"/>
-          </w:rPr>
-          <w:rPr>
-            <w:color w:val="0000EE"/>
-            <w:u w:val="single"/>
-          </w:rPr>
-          <w:t>弗5:22–25</w:t>
-        </w:r>
-      </w:hyperlink>
+      <w:r>
+        <w:rPr>
+          <w:lang w:val="zh_TW" w:bidi="zh_TW"/>
+        </w:rPr>
+        <w:t>弗5:22–25</w:t>
+      </w:r>
       <w:r>
         <w:rPr>
           <w:lang w:val="zh_TW" w:bidi="zh_TW"/>
         </w:rPr>
         <w:t>）。在古代世界中，順服的形式就是服從（見</w:t>
       </w:r>
-      <w:hyperlink r:id="rId97">
-        <w:r>
-          <w:rPr>
-            <w:lang w:val="zh_TW" w:bidi="zh_TW"/>
-          </w:rPr>
-          <w:rPr>
-            <w:color w:val="0000EE"/>
-            <w:u w:val="single"/>
-          </w:rPr>
-          <w:t>彼前3:6</w:t>
-        </w:r>
-      </w:hyperlink>
+      <w:r>
+        <w:rPr>
+          <w:lang w:val="zh_TW" w:bidi="zh_TW"/>
+        </w:rPr>
+        <w:t>彼前3:6</w:t>
+      </w:r>
       <w:r>
         <w:rPr>
           <w:lang w:val="zh_TW" w:bidi="zh_TW"/>
         </w:rPr>
         <w:t>）。神也期望丈夫成為有愛、受敬重的領導者（</w:t>
       </w:r>
-      <w:hyperlink r:id="rId98">
-        <w:r>
-          <w:rPr>
-            <w:lang w:val="zh_TW" w:bidi="zh_TW"/>
-          </w:rPr>
-          <w:rPr>
-            <w:color w:val="0000EE"/>
-            <w:u w:val="single"/>
-          </w:rPr>
-          <w:t>3:7</w:t>
-        </w:r>
-      </w:hyperlink>
+      <w:r>
+        <w:rPr>
+          <w:lang w:val="zh_TW" w:bidi="zh_TW"/>
+        </w:rPr>
+        <w:t>3:7</w:t>
+      </w:r>
       <w:r>
         <w:rPr>
           <w:lang w:val="zh_TW" w:bidi="zh_TW"/>
         </w:rPr>
         <w:t>；見</w:t>
       </w:r>
-      <w:hyperlink r:id="rId99">
-        <w:r>
-          <w:rPr>
-            <w:lang w:val="zh_TW" w:bidi="zh_TW"/>
-          </w:rPr>
-          <w:rPr>
-            <w:color w:val="0000EE"/>
-            <w:u w:val="single"/>
-          </w:rPr>
-          <w:t>弗5:25–30</w:t>
-        </w:r>
-      </w:hyperlink>
+      <w:r>
+        <w:rPr>
+          <w:lang w:val="zh_TW" w:bidi="zh_TW"/>
+        </w:rPr>
+        <w:t>弗5:25–30</w:t>
+      </w:r>
       <w:r>
         <w:rPr>
           <w:lang w:val="zh_TW" w:bidi="zh_TW"/>
@@ -4377,54 +3831,36 @@
         </w:rPr>
         <w:t>彼得的三個關於順服權柄的勸勉中，最後一個（</w:t>
       </w:r>
-      <w:hyperlink r:id="rId100">
-        <w:r>
-          <w:rPr>
-            <w:lang w:val="zh_TW" w:bidi="zh_TW"/>
-          </w:rPr>
-          <w:rPr>
-            <w:color w:val="0000EE"/>
-            <w:u w:val="single"/>
-          </w:rPr>
-          <w:t>2:13–3:7</w:t>
-        </w:r>
-      </w:hyperlink>
+      <w:r>
+        <w:rPr>
+          <w:lang w:val="zh_TW" w:bidi="zh_TW"/>
+        </w:rPr>
+        <w:t>2:13–3:7</w:t>
+      </w:r>
       <w:r>
         <w:rPr>
           <w:lang w:val="zh_TW" w:bidi="zh_TW"/>
         </w:rPr>
         <w:t>）就是關於妻子和丈夫（參</w:t>
       </w:r>
-      <w:hyperlink r:id="rId101">
-        <w:r>
-          <w:rPr>
-            <w:lang w:val="zh_TW" w:bidi="zh_TW"/>
-          </w:rPr>
-          <w:rPr>
-            <w:color w:val="0000EE"/>
-            <w:u w:val="single"/>
-          </w:rPr>
-          <w:t>弗5:21–33</w:t>
-        </w:r>
-      </w:hyperlink>
+      <w:r>
+        <w:rPr>
+          <w:lang w:val="zh_TW" w:bidi="zh_TW"/>
+        </w:rPr>
+        <w:t>弗5:21–33</w:t>
+      </w:r>
       <w:r>
         <w:rPr>
           <w:lang w:val="zh_TW" w:bidi="zh_TW"/>
         </w:rPr>
         <w:t>；</w:t>
       </w:r>
-      <w:hyperlink r:id="rId102">
-        <w:r>
-          <w:rPr>
-            <w:lang w:val="zh_TW" w:bidi="zh_TW"/>
-          </w:rPr>
-          <w:rPr>
-            <w:color w:val="0000EE"/>
-            <w:u w:val="single"/>
-          </w:rPr>
-          <w:t>西3:18–19</w:t>
-        </w:r>
-      </w:hyperlink>
+      <w:r>
+        <w:rPr>
+          <w:lang w:val="zh_TW" w:bidi="zh_TW"/>
+        </w:rPr>
+        <w:t>西3:18–19</w:t>
+      </w:r>
       <w:r>
         <w:rPr>
           <w:lang w:val="zh_TW" w:bidi="zh_TW"/>
@@ -4491,18 +3927,12 @@
         </w:rPr>
         <w:t>了所有形式的女性裝飾，但這不是他的本意。相反的，他強調的是基督徒女性不應因著華美的衣服和飾品而引人注目，而是應因著溫柔和安靜的心靈的內在之美而被人注意。另見</w:t>
       </w:r>
-      <w:hyperlink r:id="rId103">
-        <w:r>
-          <w:rPr>
-            <w:lang w:val="zh_TW" w:bidi="zh_TW"/>
-          </w:rPr>
-          <w:rPr>
-            <w:color w:val="0000EE"/>
-            <w:u w:val="single"/>
-          </w:rPr>
-          <w:t>提摩太前書二章9至10節</w:t>
-        </w:r>
-      </w:hyperlink>
+      <w:r>
+        <w:rPr>
+          <w:lang w:val="zh_TW" w:bidi="zh_TW"/>
+        </w:rPr>
+        <w:t>提摩太前書二章9至10節</w:t>
+      </w:r>
       <w:r>
         <w:rPr>
           <w:lang w:val="zh_TW" w:bidi="zh_TW"/>
@@ -4561,18 +3991,12 @@
         </w:rPr>
         <w:t>稱他為主：見</w:t>
       </w:r>
-      <w:hyperlink r:id="rId104">
-        <w:r>
-          <w:rPr>
-            <w:lang w:val="zh_TW" w:bidi="zh_TW"/>
-          </w:rPr>
-          <w:rPr>
-            <w:color w:val="0000EE"/>
-            <w:u w:val="single"/>
-          </w:rPr>
-          <w:t>創世記十八章12節</w:t>
-        </w:r>
-      </w:hyperlink>
+      <w:r>
+        <w:rPr>
+          <w:lang w:val="zh_TW" w:bidi="zh_TW"/>
+        </w:rPr>
+        <w:t>創世記十八章12節</w:t>
+      </w:r>
       <w:r>
         <w:rPr>
           <w:lang w:val="zh_TW" w:bidi="zh_TW"/>
@@ -4649,18 +4073,12 @@
         </w:rPr>
         <w:t>也要：與僕人和妻子（</w:t>
       </w:r>
-      <w:hyperlink r:id="rId105">
-        <w:r>
-          <w:rPr>
-            <w:lang w:val="zh_TW" w:bidi="zh_TW"/>
-          </w:rPr>
-          <w:rPr>
-            <w:color w:val="0000EE"/>
-            <w:u w:val="single"/>
-          </w:rPr>
-          <w:t>2:18–3:6</w:t>
-        </w:r>
-      </w:hyperlink>
+      <w:r>
+        <w:rPr>
+          <w:lang w:val="zh_TW" w:bidi="zh_TW"/>
+        </w:rPr>
+        <w:t>2:18–3:6</w:t>
+      </w:r>
       <w:r>
         <w:rPr>
           <w:lang w:val="zh_TW" w:bidi="zh_TW"/>
@@ -4715,18 +4133,12 @@
         </w:rPr>
         <w:t>（另見</w:t>
       </w:r>
-      <w:hyperlink r:id="rId106">
-        <w:r>
-          <w:rPr>
-            <w:lang w:val="zh_TW" w:bidi="zh_TW"/>
-          </w:rPr>
-          <w:rPr>
-            <w:color w:val="0000EE"/>
-            <w:u w:val="single"/>
-          </w:rPr>
-          <w:t>加3:26–29</w:t>
-        </w:r>
-      </w:hyperlink>
+      <w:r>
+        <w:rPr>
+          <w:lang w:val="zh_TW" w:bidi="zh_TW"/>
+        </w:rPr>
+        <w:t>加3:26–29</w:t>
+      </w:r>
       <w:r>
         <w:rPr>
           <w:lang w:val="zh_TW" w:bidi="zh_TW"/>
@@ -4751,18 +4163,12 @@
         </w:rPr>
         <w:t>假如丈夫不給予妻子特別的敬重，那麼他的禱告便會受阻（參</w:t>
       </w:r>
-      <w:hyperlink r:id="rId107">
-        <w:r>
-          <w:rPr>
-            <w:lang w:val="zh_TW" w:bidi="zh_TW"/>
-          </w:rPr>
-          <w:rPr>
-            <w:color w:val="0000EE"/>
-            <w:u w:val="single"/>
-          </w:rPr>
-          <w:t>雅4:3</w:t>
-        </w:r>
-      </w:hyperlink>
+      <w:r>
+        <w:rPr>
+          <w:lang w:val="zh_TW" w:bidi="zh_TW"/>
+        </w:rPr>
+        <w:t>雅4:3</w:t>
+      </w:r>
       <w:r>
         <w:rPr>
           <w:lang w:val="zh_TW" w:bidi="zh_TW"/>
@@ -4817,54 +4223,36 @@
         </w:rPr>
         <w:t>總而言之：這是對不同群體的一系列勸勉中的最後一個勸勉（</w:t>
       </w:r>
-      <w:hyperlink r:id="rId108">
-        <w:r>
-          <w:rPr>
-            <w:lang w:val="zh_TW" w:bidi="zh_TW"/>
-          </w:rPr>
-          <w:rPr>
-            <w:color w:val="0000EE"/>
-            <w:u w:val="single"/>
-          </w:rPr>
-          <w:t>2:13–3:12</w:t>
-        </w:r>
-      </w:hyperlink>
+      <w:r>
+        <w:rPr>
+          <w:lang w:val="zh_TW" w:bidi="zh_TW"/>
+        </w:rPr>
+        <w:t>2:13–3:12</w:t>
+      </w:r>
       <w:r>
         <w:rPr>
           <w:lang w:val="zh_TW" w:bidi="zh_TW"/>
         </w:rPr>
         <w:t>）。在這裡，所有信徒都必須以愛來回應其他人——包括信徒（</w:t>
       </w:r>
-      <w:hyperlink r:id="rId109">
-        <w:r>
-          <w:rPr>
-            <w:lang w:val="zh_TW" w:bidi="zh_TW"/>
-          </w:rPr>
-          <w:rPr>
-            <w:color w:val="0000EE"/>
-            <w:u w:val="single"/>
-          </w:rPr>
-          <w:t>3:8</w:t>
-        </w:r>
-      </w:hyperlink>
+      <w:r>
+        <w:rPr>
+          <w:lang w:val="zh_TW" w:bidi="zh_TW"/>
+        </w:rPr>
+        <w:t>3:8</w:t>
+      </w:r>
       <w:r>
         <w:rPr>
           <w:lang w:val="zh_TW" w:bidi="zh_TW"/>
         </w:rPr>
         <w:t>）和非信徒（</w:t>
       </w:r>
-      <w:hyperlink r:id="rId110">
-        <w:r>
-          <w:rPr>
-            <w:lang w:val="zh_TW" w:bidi="zh_TW"/>
-          </w:rPr>
-          <w:rPr>
-            <w:color w:val="0000EE"/>
-            <w:u w:val="single"/>
-          </w:rPr>
-          <w:t>3:9–12</w:t>
-        </w:r>
-      </w:hyperlink>
+      <w:r>
+        <w:rPr>
+          <w:lang w:val="zh_TW" w:bidi="zh_TW"/>
+        </w:rPr>
+        <w:t>3:9–12</w:t>
+      </w:r>
       <w:r>
         <w:rPr>
           <w:lang w:val="zh_TW" w:bidi="zh_TW"/>
@@ -4967,54 +4355,36 @@
         </w:rPr>
         <w:t>彼得引用了</w:t>
       </w:r>
-      <w:hyperlink r:id="rId111">
-        <w:r>
-          <w:rPr>
-            <w:lang w:val="zh_TW" w:bidi="zh_TW"/>
-          </w:rPr>
-          <w:rPr>
-            <w:color w:val="0000EE"/>
-            <w:u w:val="single"/>
-          </w:rPr>
-          <w:t>詩篇三十四篇12至16節</w:t>
-        </w:r>
-      </w:hyperlink>
+      <w:r>
+        <w:rPr>
+          <w:lang w:val="zh_TW" w:bidi="zh_TW"/>
+        </w:rPr>
+        <w:t>詩篇三十四篇12至16節</w:t>
+      </w:r>
       <w:r>
         <w:rPr>
           <w:lang w:val="zh_TW" w:bidi="zh_TW"/>
         </w:rPr>
         <w:t>來強調行為與祝福之間的關係。這篇詩篇在早期基督教的教導中非常重要（另見</w:t>
       </w:r>
-      <w:hyperlink r:id="rId112">
-        <w:r>
-          <w:rPr>
-            <w:lang w:val="zh_TW" w:bidi="zh_TW"/>
-          </w:rPr>
-          <w:rPr>
-            <w:color w:val="0000EE"/>
-            <w:u w:val="single"/>
-          </w:rPr>
-          <w:t>彼前2:3</w:t>
-        </w:r>
-      </w:hyperlink>
+      <w:r>
+        <w:rPr>
+          <w:lang w:val="zh_TW" w:bidi="zh_TW"/>
+        </w:rPr>
+        <w:t>彼前2:3</w:t>
+      </w:r>
       <w:r>
         <w:rPr>
           <w:lang w:val="zh_TW" w:bidi="zh_TW"/>
         </w:rPr>
         <w:t>；</w:t>
       </w:r>
-      <w:hyperlink r:id="rId113">
-        <w:r>
-          <w:rPr>
-            <w:lang w:val="zh_TW" w:bidi="zh_TW"/>
-          </w:rPr>
-          <w:rPr>
-            <w:color w:val="0000EE"/>
-            <w:u w:val="single"/>
-          </w:rPr>
-          <w:t>來12:14</w:t>
-        </w:r>
-      </w:hyperlink>
+      <w:r>
+        <w:rPr>
+          <w:lang w:val="zh_TW" w:bidi="zh_TW"/>
+        </w:rPr>
+        <w:t>來12:14</w:t>
+      </w:r>
       <w:r>
         <w:rPr>
           <w:lang w:val="zh_TW" w:bidi="zh_TW"/>
@@ -5075,54 +4445,36 @@
         </w:rPr>
         <w:t>一般來說，沒有人會想要傷害那行善的人，但有時基督徒即使行善也會受苦（</w:t>
       </w:r>
-      <w:hyperlink r:id="rId114">
-        <w:r>
-          <w:rPr>
-            <w:lang w:val="zh_TW" w:bidi="zh_TW"/>
-          </w:rPr>
-          <w:rPr>
-            <w:color w:val="0000EE"/>
-            <w:u w:val="single"/>
-          </w:rPr>
-          <w:t>3:14</w:t>
-        </w:r>
-      </w:hyperlink>
+      <w:r>
+        <w:rPr>
+          <w:lang w:val="zh_TW" w:bidi="zh_TW"/>
+        </w:rPr>
+        <w:t>3:14</w:t>
+      </w:r>
       <w:r>
         <w:rPr>
           <w:lang w:val="zh_TW" w:bidi="zh_TW"/>
         </w:rPr>
         <w:t>；見</w:t>
       </w:r>
-      <w:hyperlink r:id="rId115">
-        <w:r>
-          <w:rPr>
-            <w:lang w:val="zh_TW" w:bidi="zh_TW"/>
-          </w:rPr>
-          <w:rPr>
-            <w:color w:val="0000EE"/>
-            <w:u w:val="single"/>
-          </w:rPr>
-          <w:t>1:6</w:t>
-        </w:r>
-      </w:hyperlink>
+      <w:r>
+        <w:rPr>
+          <w:lang w:val="zh_TW" w:bidi="zh_TW"/>
+        </w:rPr>
+        <w:t>1:6</w:t>
+      </w:r>
       <w:r>
         <w:rPr>
           <w:lang w:val="zh_TW" w:bidi="zh_TW"/>
         </w:rPr>
         <w:t>，</w:t>
       </w:r>
-      <w:hyperlink r:id="rId116">
-        <w:r>
-          <w:rPr>
-            <w:lang w:val="zh_TW" w:bidi="zh_TW"/>
-          </w:rPr>
-          <w:rPr>
-            <w:color w:val="0000EE"/>
-            <w:u w:val="single"/>
-          </w:rPr>
-          <w:t>4:12–19</w:t>
-        </w:r>
-      </w:hyperlink>
+      <w:r>
+        <w:rPr>
+          <w:lang w:val="zh_TW" w:bidi="zh_TW"/>
+        </w:rPr>
+        <w:t>4:12–19</w:t>
+      </w:r>
       <w:r>
         <w:rPr>
           <w:lang w:val="zh_TW" w:bidi="zh_TW"/>
@@ -5177,18 +4529,12 @@
         </w:rPr>
         <w:t>這個簡短的段落強調了基督徒對苦難的回應——效法基督的榜樣（</w:t>
       </w:r>
-      <w:hyperlink r:id="rId117">
-        <w:r>
-          <w:rPr>
-            <w:lang w:val="zh_TW" w:bidi="zh_TW"/>
-          </w:rPr>
-          <w:rPr>
-            <w:color w:val="0000EE"/>
-            <w:u w:val="single"/>
-          </w:rPr>
-          <w:t>3:18</w:t>
-        </w:r>
-      </w:hyperlink>
+      <w:r>
+        <w:rPr>
+          <w:lang w:val="zh_TW" w:bidi="zh_TW"/>
+        </w:rPr>
+        <w:t>3:18</w:t>
+      </w:r>
       <w:r>
         <w:rPr>
           <w:lang w:val="zh_TW" w:bidi="zh_TW"/>
@@ -5247,18 +4593,12 @@
         </w:rPr>
         <w:t>不要怕人的威嚇：見</w:t>
       </w:r>
-      <w:hyperlink r:id="rId118">
-        <w:r>
-          <w:rPr>
-            <w:lang w:val="zh_TW" w:bidi="zh_TW"/>
-          </w:rPr>
-          <w:rPr>
-            <w:color w:val="0000EE"/>
-            <w:u w:val="single"/>
-          </w:rPr>
-          <w:t>以賽亞書八章13節</w:t>
-        </w:r>
-      </w:hyperlink>
+      <w:r>
+        <w:rPr>
+          <w:lang w:val="zh_TW" w:bidi="zh_TW"/>
+        </w:rPr>
+        <w:t>以賽亞書八章13節</w:t>
+      </w:r>
       <w:r>
         <w:rPr>
           <w:lang w:val="zh_TW" w:bidi="zh_TW"/>
@@ -5383,36 +4723,24 @@
         </w:rPr>
         <w:t>經常被拿來做對比（比如，</w:t>
       </w:r>
-      <w:hyperlink r:id="rId119">
-        <w:r>
-          <w:rPr>
-            <w:lang w:val="zh_TW" w:bidi="zh_TW"/>
-          </w:rPr>
-          <w:rPr>
-            <w:color w:val="0000EE"/>
-            <w:u w:val="single"/>
-          </w:rPr>
-          <w:t>羅7:5–6</w:t>
-        </w:r>
-      </w:hyperlink>
+      <w:r>
+        <w:rPr>
+          <w:lang w:val="zh_TW" w:bidi="zh_TW"/>
+        </w:rPr>
+        <w:t>羅7:5–6</w:t>
+      </w:r>
       <w:r>
         <w:rPr>
           <w:lang w:val="zh_TW" w:bidi="zh_TW"/>
         </w:rPr>
         <w:t>，</w:t>
       </w:r>
-      <w:hyperlink r:id="rId120">
-        <w:r>
-          <w:rPr>
-            <w:lang w:val="zh_TW" w:bidi="zh_TW"/>
-          </w:rPr>
-          <w:rPr>
-            <w:color w:val="0000EE"/>
-            <w:u w:val="single"/>
-          </w:rPr>
-          <w:t>8:2–11</w:t>
-        </w:r>
-      </w:hyperlink>
+      <w:r>
+        <w:rPr>
+          <w:lang w:val="zh_TW" w:bidi="zh_TW"/>
+        </w:rPr>
+        <w:t>8:2–11</w:t>
+      </w:r>
       <w:r>
         <w:rPr>
           <w:lang w:val="zh_TW" w:bidi="zh_TW"/>
@@ -5480,36 +4808,24 @@
         </w:rPr>
         <w:t>如同在</w:t>
       </w:r>
-      <w:hyperlink r:id="rId121">
-        <w:r>
-          <w:rPr>
-            <w:lang w:val="zh_TW" w:bidi="zh_TW"/>
-          </w:rPr>
-          <w:rPr>
-            <w:color w:val="0000EE"/>
-            <w:u w:val="single"/>
-          </w:rPr>
-          <w:t>二章21至25節</w:t>
-        </w:r>
-      </w:hyperlink>
+      <w:r>
+        <w:rPr>
+          <w:lang w:val="zh_TW" w:bidi="zh_TW"/>
+        </w:rPr>
+        <w:t>二章21至25節</w:t>
+      </w:r>
       <w:r>
         <w:rPr>
           <w:lang w:val="zh_TW" w:bidi="zh_TW"/>
         </w:rPr>
         <w:t>中一樣，彼得再次提及基督——祂是義的，卻也受苦——是面對逼迫之信徒的榜樣（</w:t>
       </w:r>
-      <w:hyperlink r:id="rId122">
-        <w:r>
-          <w:rPr>
-            <w:lang w:val="zh_TW" w:bidi="zh_TW"/>
-          </w:rPr>
-          <w:rPr>
-            <w:color w:val="0000EE"/>
-            <w:u w:val="single"/>
-          </w:rPr>
-          <w:t>3:13–17</w:t>
-        </w:r>
-      </w:hyperlink>
+      <w:r>
+        <w:rPr>
+          <w:lang w:val="zh_TW" w:bidi="zh_TW"/>
+        </w:rPr>
+        <w:t>3:13–17</w:t>
+      </w:r>
       <w:r>
         <w:rPr>
           <w:lang w:val="zh_TW" w:bidi="zh_TW"/>
@@ -5602,18 +4918,12 @@
         </w:rPr>
         <w:t>在此處的這個理解不是最有可能的意思。（2）第二種解釋認為</w:t>
       </w:r>
-      <w:hyperlink r:id="rId123">
-        <w:r>
-          <w:rPr>
-            <w:lang w:val="zh_TW" w:bidi="zh_TW"/>
-          </w:rPr>
-          <w:rPr>
-            <w:color w:val="0000EE"/>
-            <w:u w:val="single"/>
-          </w:rPr>
-          <w:t>三章19至20節</w:t>
-        </w:r>
-      </w:hyperlink>
+      <w:r>
+        <w:rPr>
+          <w:lang w:val="zh_TW" w:bidi="zh_TW"/>
+        </w:rPr>
+        <w:t>三章19至20節</w:t>
+      </w:r>
       <w:r>
         <w:rPr>
           <w:lang w:val="zh_TW" w:bidi="zh_TW"/>
@@ -5632,36 +4942,24 @@
         </w:rPr>
         <w:t>傳道。這種解釋與</w:t>
       </w:r>
-      <w:hyperlink r:id="rId124">
-        <w:r>
-          <w:rPr>
-            <w:lang w:val="zh_TW" w:bidi="zh_TW"/>
-          </w:rPr>
-          <w:rPr>
-            <w:color w:val="0000EE"/>
-            <w:u w:val="single"/>
-          </w:rPr>
-          <w:t>三章20節</w:t>
-        </w:r>
-      </w:hyperlink>
+      <w:r>
+        <w:rPr>
+          <w:lang w:val="zh_TW" w:bidi="zh_TW"/>
+        </w:rPr>
+        <w:t>三章20節</w:t>
+      </w:r>
       <w:r>
         <w:rPr>
           <w:lang w:val="zh_TW" w:bidi="zh_TW"/>
         </w:rPr>
         <w:t>相符，但不太符合對基督受死和復活的討論的脈絡（</w:t>
       </w:r>
-      <w:hyperlink r:id="rId117">
-        <w:r>
-          <w:rPr>
-            <w:lang w:val="zh_TW" w:bidi="zh_TW"/>
-          </w:rPr>
-          <w:rPr>
-            <w:color w:val="0000EE"/>
-            <w:u w:val="single"/>
-          </w:rPr>
-          <w:t>3:18</w:t>
-        </w:r>
-      </w:hyperlink>
+      <w:r>
+        <w:rPr>
+          <w:lang w:val="zh_TW" w:bidi="zh_TW"/>
+        </w:rPr>
+        <w:t>3:18</w:t>
+      </w:r>
       <w:r>
         <w:rPr>
           <w:lang w:val="zh_TW" w:bidi="zh_TW"/>
@@ -5681,36 +4979,24 @@
         </w:rPr>
         <w:t>是邪靈。根據</w:t>
       </w:r>
-      <w:hyperlink r:id="rId125">
-        <w:r>
-          <w:rPr>
-            <w:lang w:val="zh_TW" w:bidi="zh_TW"/>
-          </w:rPr>
-          <w:rPr>
-            <w:color w:val="0000EE"/>
-            <w:u w:val="single"/>
-          </w:rPr>
-          <w:t>創世記六章1至4節</w:t>
-        </w:r>
-      </w:hyperlink>
+      <w:r>
+        <w:rPr>
+          <w:lang w:val="zh_TW" w:bidi="zh_TW"/>
+        </w:rPr>
+        <w:t>創世記六章1至4節</w:t>
+      </w:r>
       <w:r>
         <w:rPr>
           <w:lang w:val="zh_TW" w:bidi="zh_TW"/>
         </w:rPr>
         <w:t>，猶太傳統認為在挪亞的時代有許多天使墮落（另見</w:t>
       </w:r>
-      <w:hyperlink r:id="rId126">
-        <w:r>
-          <w:rPr>
-            <w:lang w:val="zh_TW" w:bidi="zh_TW"/>
-          </w:rPr>
-          <w:rPr>
-            <w:color w:val="0000EE"/>
-            <w:u w:val="single"/>
-          </w:rPr>
-          <w:t>猶1:6</w:t>
-        </w:r>
-      </w:hyperlink>
+      <w:r>
+        <w:rPr>
+          <w:lang w:val="zh_TW" w:bidi="zh_TW"/>
+        </w:rPr>
+        <w:t>猶1:6</w:t>
+      </w:r>
       <w:r>
         <w:rPr>
           <w:lang w:val="zh_TW" w:bidi="zh_TW"/>
@@ -5743,18 +5029,12 @@
         </w:rPr>
         <w:t>〕6–10）。故此，彼得的觀點就是基督在祂復活之後宣告祂勝過了邪惡的屬靈權勢（參</w:t>
       </w:r>
-      <w:hyperlink r:id="rId127">
-        <w:r>
-          <w:rPr>
-            <w:lang w:val="zh_TW" w:bidi="zh_TW"/>
-          </w:rPr>
-          <w:rPr>
-            <w:color w:val="0000EE"/>
-            <w:u w:val="single"/>
-          </w:rPr>
-          <w:t>彼前3:22</w:t>
-        </w:r>
-      </w:hyperlink>
+      <w:r>
+        <w:rPr>
+          <w:lang w:val="zh_TW" w:bidi="zh_TW"/>
+        </w:rPr>
+        <w:t>彼前3:22</w:t>
+      </w:r>
       <w:r>
         <w:rPr>
           <w:lang w:val="zh_TW" w:bidi="zh_TW"/>
@@ -5809,36 +5089,24 @@
         </w:rPr>
         <w:t>只有八個人：即挪亞、他的妻子、他們的三個兒子和他們的妻子（</w:t>
       </w:r>
-      <w:hyperlink r:id="rId128">
-        <w:r>
-          <w:rPr>
-            <w:lang w:val="zh_TW" w:bidi="zh_TW"/>
-          </w:rPr>
-          <w:rPr>
-            <w:color w:val="0000EE"/>
-            <w:u w:val="single"/>
-          </w:rPr>
-          <w:t>創6:18</w:t>
-        </w:r>
-      </w:hyperlink>
+      <w:r>
+        <w:rPr>
+          <w:lang w:val="zh_TW" w:bidi="zh_TW"/>
+        </w:rPr>
+        <w:t>創6:18</w:t>
+      </w:r>
       <w:r>
         <w:rPr>
           <w:lang w:val="zh_TW" w:bidi="zh_TW"/>
         </w:rPr>
         <w:t>，</w:t>
       </w:r>
-      <w:hyperlink r:id="rId129">
-        <w:r>
-          <w:rPr>
-            <w:lang w:val="zh_TW" w:bidi="zh_TW"/>
-          </w:rPr>
-          <w:rPr>
-            <w:color w:val="0000EE"/>
-            <w:u w:val="single"/>
-          </w:rPr>
-          <w:t>8:18</w:t>
-        </w:r>
-      </w:hyperlink>
+      <w:r>
+        <w:rPr>
+          <w:lang w:val="zh_TW" w:bidi="zh_TW"/>
+        </w:rPr>
+        <w:t>8:18</w:t>
+      </w:r>
       <w:r>
         <w:rPr>
           <w:lang w:val="zh_TW" w:bidi="zh_TW"/>
@@ -6001,18 +5269,12 @@
         </w:rPr>
         <w:t>眾天使和有權柄的，並有能力的，都服從了他：在古代世界，人們普遍相信屬靈的存在會直接影響世上的事務。基督徒需要被提醒基督已經勝過了這些屬靈的權勢。這意味著我們也不需要畏懼屬靈的領域（參</w:t>
       </w:r>
-      <w:hyperlink r:id="rId114">
-        <w:r>
-          <w:rPr>
-            <w:lang w:val="zh_TW" w:bidi="zh_TW"/>
-          </w:rPr>
-          <w:rPr>
-            <w:color w:val="0000EE"/>
-            <w:u w:val="single"/>
-          </w:rPr>
-          <w:t>3:14</w:t>
-        </w:r>
-      </w:hyperlink>
+      <w:r>
+        <w:rPr>
+          <w:lang w:val="zh_TW" w:bidi="zh_TW"/>
+        </w:rPr>
+        <w:t>3:14</w:t>
+      </w:r>
       <w:r>
         <w:rPr>
           <w:lang w:val="zh_TW" w:bidi="zh_TW"/>
@@ -6067,54 +5329,36 @@
         </w:rPr>
         <w:t>基督既在肉身受苦：彼得在</w:t>
       </w:r>
-      <w:hyperlink r:id="rId117">
-        <w:r>
-          <w:rPr>
-            <w:lang w:val="zh_TW" w:bidi="zh_TW"/>
-          </w:rPr>
-          <w:rPr>
-            <w:color w:val="0000EE"/>
-            <w:u w:val="single"/>
-          </w:rPr>
-          <w:t>三章18節</w:t>
-        </w:r>
-      </w:hyperlink>
+      <w:r>
+        <w:rPr>
+          <w:lang w:val="zh_TW" w:bidi="zh_TW"/>
+        </w:rPr>
+        <w:t>三章18節</w:t>
+      </w:r>
       <w:r>
         <w:rPr>
           <w:lang w:val="zh_TW" w:bidi="zh_TW"/>
         </w:rPr>
         <w:t>中引入了這個概念；他現在指出這在基督徒經歷中的意義。在我們自己的肉體的苦難中，我們應效法基督的態度（見</w:t>
       </w:r>
-      <w:hyperlink r:id="rId130">
-        <w:r>
-          <w:rPr>
-            <w:lang w:val="zh_TW" w:bidi="zh_TW"/>
-          </w:rPr>
-          <w:rPr>
-            <w:color w:val="0000EE"/>
-            <w:u w:val="single"/>
-          </w:rPr>
-          <w:t>2:21–24</w:t>
-        </w:r>
-      </w:hyperlink>
+      <w:r>
+        <w:rPr>
+          <w:lang w:val="zh_TW" w:bidi="zh_TW"/>
+        </w:rPr>
+        <w:t>2:21–24</w:t>
+      </w:r>
       <w:r>
         <w:rPr>
           <w:lang w:val="zh_TW" w:bidi="zh_TW"/>
         </w:rPr>
         <w:t>）。我們與基督一同受苦，顯明我們已經與祂聯合（見</w:t>
       </w:r>
-      <w:hyperlink r:id="rId131">
-        <w:r>
-          <w:rPr>
-            <w:lang w:val="zh_TW" w:bidi="zh_TW"/>
-          </w:rPr>
-          <w:rPr>
-            <w:color w:val="0000EE"/>
-            <w:u w:val="single"/>
-          </w:rPr>
-          <w:t>羅8:17</w:t>
-        </w:r>
-      </w:hyperlink>
+      <w:r>
+        <w:rPr>
+          <w:lang w:val="zh_TW" w:bidi="zh_TW"/>
+        </w:rPr>
+        <w:t>羅8:17</w:t>
+      </w:r>
       <w:r>
         <w:rPr>
           <w:lang w:val="zh_TW" w:bidi="zh_TW"/>
@@ -6133,18 +5377,12 @@
         </w:rPr>
         <w:t>（</w:t>
       </w:r>
-      <w:hyperlink r:id="rId132">
-        <w:r>
-          <w:rPr>
-            <w:lang w:val="zh_TW" w:bidi="zh_TW"/>
-          </w:rPr>
-          <w:rPr>
-            <w:color w:val="0000EE"/>
-            <w:u w:val="single"/>
-          </w:rPr>
-          <w:t>羅6:1–10</w:t>
-        </w:r>
-      </w:hyperlink>
+      <w:r>
+        <w:rPr>
+          <w:lang w:val="zh_TW" w:bidi="zh_TW"/>
+        </w:rPr>
+        <w:t>羅6:1–10</w:t>
+      </w:r>
       <w:r>
         <w:rPr>
           <w:lang w:val="zh_TW" w:bidi="zh_TW"/>
@@ -6393,18 +5631,12 @@
         </w:rPr>
         <w:t>萬物的結局近了：隨著基督的來臨，舊約聖經中先知所預言的「末後的日子」就已經開始了（見</w:t>
       </w:r>
-      <w:hyperlink r:id="rId133">
-        <w:r>
-          <w:rPr>
-            <w:lang w:val="zh_TW" w:bidi="zh_TW"/>
-          </w:rPr>
-          <w:rPr>
-            <w:color w:val="0000EE"/>
-            <w:u w:val="single"/>
-          </w:rPr>
-          <w:t>1:10–12</w:t>
-        </w:r>
-      </w:hyperlink>
+      <w:r>
+        <w:rPr>
+          <w:lang w:val="zh_TW" w:bidi="zh_TW"/>
+        </w:rPr>
+        <w:t>1:10–12</w:t>
+      </w:r>
       <w:r>
         <w:rPr>
           <w:lang w:val="zh_TW" w:bidi="zh_TW"/>
@@ -6437,72 +5669,48 @@
         </w:rPr>
         <w:t>可能隨時都會到來；因此，基督徒必須時刻準備好迎接那日（另見</w:t>
       </w:r>
-      <w:hyperlink r:id="rId134">
-        <w:r>
-          <w:rPr>
-            <w:lang w:val="zh_TW" w:bidi="zh_TW"/>
-          </w:rPr>
-          <w:rPr>
-            <w:color w:val="0000EE"/>
-            <w:u w:val="single"/>
-          </w:rPr>
-          <w:t>腓4:5</w:t>
-        </w:r>
-      </w:hyperlink>
+      <w:r>
+        <w:rPr>
+          <w:lang w:val="zh_TW" w:bidi="zh_TW"/>
+        </w:rPr>
+        <w:t>腓4:5</w:t>
+      </w:r>
       <w:r>
         <w:rPr>
           <w:lang w:val="zh_TW" w:bidi="zh_TW"/>
         </w:rPr>
         <w:t>；</w:t>
       </w:r>
-      <w:hyperlink r:id="rId135">
-        <w:r>
-          <w:rPr>
-            <w:lang w:val="zh_TW" w:bidi="zh_TW"/>
-          </w:rPr>
-          <w:rPr>
-            <w:color w:val="0000EE"/>
-            <w:u w:val="single"/>
-          </w:rPr>
-          <w:t>雅5:8</w:t>
-        </w:r>
-      </w:hyperlink>
+      <w:r>
+        <w:rPr>
+          <w:lang w:val="zh_TW" w:bidi="zh_TW"/>
+        </w:rPr>
+        <w:t>雅5:8</w:t>
+      </w:r>
       <w:r>
         <w:rPr>
           <w:lang w:val="zh_TW" w:bidi="zh_TW"/>
         </w:rPr>
         <w:t>；</w:t>
       </w:r>
-      <w:hyperlink r:id="rId136">
-        <w:r>
-          <w:rPr>
-            <w:lang w:val="zh_TW" w:bidi="zh_TW"/>
-          </w:rPr>
-          <w:rPr>
-            <w:color w:val="0000EE"/>
-            <w:u w:val="single"/>
-          </w:rPr>
-          <w:t>啟1:3</w:t>
-        </w:r>
-      </w:hyperlink>
+      <w:r>
+        <w:rPr>
+          <w:lang w:val="zh_TW" w:bidi="zh_TW"/>
+        </w:rPr>
+        <w:t>啟1:3</w:t>
+      </w:r>
       <w:r>
         <w:rPr>
           <w:lang w:val="zh_TW" w:bidi="zh_TW"/>
         </w:rPr>
         <w:t>，</w:t>
       </w:r>
-      <w:hyperlink r:id="rId137">
-        <w:r>
-          <w:rPr>
-            <w:lang w:val="zh_TW" w:bidi="zh_TW"/>
-          </w:rPr>
-          <w:rPr>
-            <w:color w:val="0000EE"/>
-            <w:u w:val="single"/>
-          </w:rPr>
-          <w:t>22:10</w:t>
-        </w:r>
-      </w:hyperlink>
+      <w:r>
+        <w:rPr>
+          <w:lang w:val="zh_TW" w:bidi="zh_TW"/>
+        </w:rPr>
+        <w:t>22:10</w:t>
+      </w:r>
       <w:r>
         <w:rPr>
           <w:lang w:val="zh_TW" w:bidi="zh_TW"/>
@@ -6557,18 +5765,12 @@
         </w:rPr>
         <w:t>在這段包含各式各樣的勸勉的段落中，彼得總結了此書信的第三個主要部分（</w:t>
       </w:r>
-      <w:hyperlink r:id="rId138">
-        <w:r>
-          <w:rPr>
-            <w:lang w:val="zh_TW" w:bidi="zh_TW"/>
-          </w:rPr>
-          <w:rPr>
-            <w:color w:val="0000EE"/>
-            <w:u w:val="single"/>
-          </w:rPr>
-          <w:t>3:13–4:11</w:t>
-        </w:r>
-      </w:hyperlink>
+      <w:r>
+        <w:rPr>
+          <w:lang w:val="zh_TW" w:bidi="zh_TW"/>
+        </w:rPr>
+        <w:t>3:13–4:11</w:t>
+      </w:r>
       <w:r>
         <w:rPr>
           <w:lang w:val="zh_TW" w:bidi="zh_TW"/>
@@ -6635,72 +5837,48 @@
         </w:rPr>
         <w:t>他人對我們所犯的罪（見</w:t>
       </w:r>
-      <w:hyperlink r:id="rId139">
-        <w:r>
-          <w:rPr>
-            <w:lang w:val="zh_TW" w:bidi="zh_TW"/>
-          </w:rPr>
-          <w:rPr>
-            <w:color w:val="0000EE"/>
-            <w:u w:val="single"/>
-          </w:rPr>
-          <w:t>箴10:12</w:t>
-        </w:r>
-      </w:hyperlink>
+      <w:r>
+        <w:rPr>
+          <w:lang w:val="zh_TW" w:bidi="zh_TW"/>
+        </w:rPr>
+        <w:t>箴10:12</w:t>
+      </w:r>
       <w:r>
         <w:rPr>
           <w:lang w:val="zh_TW" w:bidi="zh_TW"/>
         </w:rPr>
         <w:t>；</w:t>
       </w:r>
-      <w:hyperlink r:id="rId140">
-        <w:r>
-          <w:rPr>
-            <w:lang w:val="zh_TW" w:bidi="zh_TW"/>
-          </w:rPr>
-          <w:rPr>
-            <w:color w:val="0000EE"/>
-            <w:u w:val="single"/>
-          </w:rPr>
-          <w:t>太18:21–22</w:t>
-        </w:r>
-      </w:hyperlink>
+      <w:r>
+        <w:rPr>
+          <w:lang w:val="zh_TW" w:bidi="zh_TW"/>
+        </w:rPr>
+        <w:t>太18:21–22</w:t>
+      </w:r>
       <w:r>
         <w:rPr>
           <w:lang w:val="zh_TW" w:bidi="zh_TW"/>
         </w:rPr>
         <w:t>；</w:t>
       </w:r>
-      <w:hyperlink r:id="rId141">
-        <w:r>
-          <w:rPr>
-            <w:lang w:val="zh_TW" w:bidi="zh_TW"/>
-          </w:rPr>
-          <w:rPr>
-            <w:color w:val="0000EE"/>
-            <w:u w:val="single"/>
-          </w:rPr>
-          <w:t>林前13:4–7</w:t>
-        </w:r>
-      </w:hyperlink>
+      <w:r>
+        <w:rPr>
+          <w:lang w:val="zh_TW" w:bidi="zh_TW"/>
+        </w:rPr>
+        <w:t>林前13:4–7</w:t>
+      </w:r>
       <w:r>
         <w:rPr>
           <w:lang w:val="zh_TW" w:bidi="zh_TW"/>
         </w:rPr>
         <w:t>）。彼得也可能是指我們愛的態度，因為這顯明了我們與基督的關係，就遮掩我們自己的罪，並使我們的罪得到赦免（見</w:t>
       </w:r>
-      <w:hyperlink r:id="rId142">
-        <w:r>
-          <w:rPr>
-            <w:lang w:val="zh_TW" w:bidi="zh_TW"/>
-          </w:rPr>
-          <w:rPr>
-            <w:color w:val="0000EE"/>
-            <w:u w:val="single"/>
-          </w:rPr>
-          <w:t>路7:47</w:t>
-        </w:r>
-      </w:hyperlink>
+      <w:r>
+        <w:rPr>
+          <w:lang w:val="zh_TW" w:bidi="zh_TW"/>
+        </w:rPr>
+        <w:t>路7:47</w:t>
+      </w:r>
       <w:r>
         <w:rPr>
           <w:lang w:val="zh_TW" w:bidi="zh_TW"/>
@@ -6759,54 +5937,36 @@
         </w:rPr>
         <w:t>所得的恩賜：見</w:t>
       </w:r>
-      <w:hyperlink r:id="rId143">
-        <w:r>
-          <w:rPr>
-            <w:lang w:val="zh_TW" w:bidi="zh_TW"/>
-          </w:rPr>
-          <w:rPr>
-            <w:color w:val="0000EE"/>
-            <w:u w:val="single"/>
-          </w:rPr>
-          <w:t>羅馬書十二章6至8節</w:t>
-        </w:r>
-      </w:hyperlink>
+      <w:r>
+        <w:rPr>
+          <w:lang w:val="zh_TW" w:bidi="zh_TW"/>
+        </w:rPr>
+        <w:t>羅馬書十二章6至8節</w:t>
+      </w:r>
       <w:r>
         <w:rPr>
           <w:lang w:val="zh_TW" w:bidi="zh_TW"/>
         </w:rPr>
         <w:t>；</w:t>
       </w:r>
-      <w:hyperlink r:id="rId144">
-        <w:r>
-          <w:rPr>
-            <w:lang w:val="zh_TW" w:bidi="zh_TW"/>
-          </w:rPr>
-          <w:rPr>
-            <w:color w:val="0000EE"/>
-            <w:u w:val="single"/>
-          </w:rPr>
-          <w:t>哥林多前書十二章1至31節</w:t>
-        </w:r>
-      </w:hyperlink>
+      <w:r>
+        <w:rPr>
+          <w:lang w:val="zh_TW" w:bidi="zh_TW"/>
+        </w:rPr>
+        <w:t>哥林多前書十二章1至31節</w:t>
+      </w:r>
       <w:r>
         <w:rPr>
           <w:lang w:val="zh_TW" w:bidi="zh_TW"/>
         </w:rPr>
         <w:t>；</w:t>
       </w:r>
-      <w:hyperlink r:id="rId145">
-        <w:r>
-          <w:rPr>
-            <w:lang w:val="zh_TW" w:bidi="zh_TW"/>
-          </w:rPr>
-          <w:rPr>
-            <w:color w:val="0000EE"/>
-            <w:u w:val="single"/>
-          </w:rPr>
-          <w:t>以弗所書四章7至16節</w:t>
-        </w:r>
-      </w:hyperlink>
+      <w:r>
+        <w:rPr>
+          <w:lang w:val="zh_TW" w:bidi="zh_TW"/>
+        </w:rPr>
+        <w:t>以弗所書四章7至16節</w:t>
+      </w:r>
       <w:r>
         <w:rPr>
           <w:lang w:val="zh_TW" w:bidi="zh_TW"/>
@@ -6892,162 +6052,108 @@
         </w:rPr>
         <w:t>原來榮耀、權能都是他的，直到永永遠遠。阿們：這段頌讚使一些人認為彼得原本的書信在此結束，另有一封信後被添加於此。新約聖經中的頌讚確實會出現在書信的結尾（</w:t>
       </w:r>
-      <w:hyperlink r:id="rId146">
-        <w:r>
-          <w:rPr>
-            <w:lang w:val="zh_TW" w:bidi="zh_TW"/>
-          </w:rPr>
-          <w:rPr>
-            <w:color w:val="0000EE"/>
-            <w:u w:val="single"/>
-          </w:rPr>
-          <w:t>羅16:25–27</w:t>
-        </w:r>
-      </w:hyperlink>
+      <w:r>
+        <w:rPr>
+          <w:lang w:val="zh_TW" w:bidi="zh_TW"/>
+        </w:rPr>
+        <w:t>羅16:25–27</w:t>
+      </w:r>
       <w:r>
         <w:rPr>
           <w:lang w:val="zh_TW" w:bidi="zh_TW"/>
         </w:rPr>
         <w:t>；</w:t>
       </w:r>
-      <w:hyperlink r:id="rId147">
-        <w:r>
-          <w:rPr>
-            <w:lang w:val="zh_TW" w:bidi="zh_TW"/>
-          </w:rPr>
-          <w:rPr>
-            <w:color w:val="0000EE"/>
-            <w:u w:val="single"/>
-          </w:rPr>
-          <w:t>腓4:20</w:t>
-        </w:r>
-      </w:hyperlink>
+      <w:r>
+        <w:rPr>
+          <w:lang w:val="zh_TW" w:bidi="zh_TW"/>
+        </w:rPr>
+        <w:t>腓4:20</w:t>
+      </w:r>
       <w:r>
         <w:rPr>
           <w:lang w:val="zh_TW" w:bidi="zh_TW"/>
         </w:rPr>
         <w:t>；</w:t>
       </w:r>
-      <w:hyperlink r:id="rId148">
-        <w:r>
-          <w:rPr>
-            <w:lang w:val="zh_TW" w:bidi="zh_TW"/>
-          </w:rPr>
-          <w:rPr>
-            <w:color w:val="0000EE"/>
-            <w:u w:val="single"/>
-          </w:rPr>
-          <w:t>來13:21</w:t>
-        </w:r>
-      </w:hyperlink>
+      <w:r>
+        <w:rPr>
+          <w:lang w:val="zh_TW" w:bidi="zh_TW"/>
+        </w:rPr>
+        <w:t>來13:21</w:t>
+      </w:r>
       <w:r>
         <w:rPr>
           <w:lang w:val="zh_TW" w:bidi="zh_TW"/>
         </w:rPr>
         <w:t>；</w:t>
       </w:r>
-      <w:hyperlink r:id="rId149">
-        <w:r>
-          <w:rPr>
-            <w:lang w:val="zh_TW" w:bidi="zh_TW"/>
-          </w:rPr>
-          <w:rPr>
-            <w:color w:val="0000EE"/>
-            <w:u w:val="single"/>
-          </w:rPr>
-          <w:t>彼後3:18</w:t>
-        </w:r>
-      </w:hyperlink>
+      <w:r>
+        <w:rPr>
+          <w:lang w:val="zh_TW" w:bidi="zh_TW"/>
+        </w:rPr>
+        <w:t>彼後3:18</w:t>
+      </w:r>
       <w:r>
         <w:rPr>
           <w:lang w:val="zh_TW" w:bidi="zh_TW"/>
         </w:rPr>
         <w:t>；</w:t>
       </w:r>
-      <w:hyperlink r:id="rId150">
-        <w:r>
-          <w:rPr>
-            <w:lang w:val="zh_TW" w:bidi="zh_TW"/>
-          </w:rPr>
-          <w:rPr>
-            <w:color w:val="0000EE"/>
-            <w:u w:val="single"/>
-          </w:rPr>
-          <w:t>猶1:24–25</w:t>
-        </w:r>
-      </w:hyperlink>
+      <w:r>
+        <w:rPr>
+          <w:lang w:val="zh_TW" w:bidi="zh_TW"/>
+        </w:rPr>
+        <w:t>猶1:24–25</w:t>
+      </w:r>
       <w:r>
         <w:rPr>
           <w:lang w:val="zh_TW" w:bidi="zh_TW"/>
         </w:rPr>
         <w:t>），但有時也會出現在書信中的段落結尾（</w:t>
       </w:r>
-      <w:hyperlink r:id="rId151">
-        <w:r>
-          <w:rPr>
-            <w:lang w:val="zh_TW" w:bidi="zh_TW"/>
-          </w:rPr>
-          <w:rPr>
-            <w:color w:val="0000EE"/>
-            <w:u w:val="single"/>
-          </w:rPr>
-          <w:t>羅11:36</w:t>
-        </w:r>
-      </w:hyperlink>
+      <w:r>
+        <w:rPr>
+          <w:lang w:val="zh_TW" w:bidi="zh_TW"/>
+        </w:rPr>
+        <w:t>羅11:36</w:t>
+      </w:r>
       <w:r>
         <w:rPr>
           <w:lang w:val="zh_TW" w:bidi="zh_TW"/>
         </w:rPr>
         <w:t>；</w:t>
       </w:r>
-      <w:hyperlink r:id="rId152">
-        <w:r>
-          <w:rPr>
-            <w:lang w:val="zh_TW" w:bidi="zh_TW"/>
-          </w:rPr>
-          <w:rPr>
-            <w:color w:val="0000EE"/>
-            <w:u w:val="single"/>
-          </w:rPr>
-          <w:t>加1:5</w:t>
-        </w:r>
-      </w:hyperlink>
+      <w:r>
+        <w:rPr>
+          <w:lang w:val="zh_TW" w:bidi="zh_TW"/>
+        </w:rPr>
+        <w:t>加1:5</w:t>
+      </w:r>
       <w:r>
         <w:rPr>
           <w:lang w:val="zh_TW" w:bidi="zh_TW"/>
         </w:rPr>
         <w:t>；</w:t>
       </w:r>
-      <w:hyperlink r:id="rId153">
-        <w:r>
-          <w:rPr>
-            <w:lang w:val="zh_TW" w:bidi="zh_TW"/>
-          </w:rPr>
-          <w:rPr>
-            <w:color w:val="0000EE"/>
-            <w:u w:val="single"/>
-          </w:rPr>
-          <w:t>弗3:21</w:t>
-        </w:r>
-      </w:hyperlink>
+      <w:r>
+        <w:rPr>
+          <w:lang w:val="zh_TW" w:bidi="zh_TW"/>
+        </w:rPr>
+        <w:t>弗3:21</w:t>
+      </w:r>
       <w:r>
         <w:rPr>
           <w:lang w:val="zh_TW" w:bidi="zh_TW"/>
         </w:rPr>
         <w:t>；</w:t>
       </w:r>
-      <w:hyperlink r:id="rId154">
-        <w:r>
-          <w:rPr>
-            <w:lang w:val="zh_TW" w:bidi="zh_TW"/>
-          </w:rPr>
-          <w:rPr>
-            <w:color w:val="0000EE"/>
-            <w:u w:val="single"/>
-          </w:rPr>
-          <w:t>提前1:17</w:t>
-        </w:r>
-      </w:hyperlink>
+      <w:r>
+        <w:rPr>
+          <w:lang w:val="zh_TW" w:bidi="zh_TW"/>
+        </w:rPr>
+        <w:t>提前1:17</w:t>
+      </w:r>
       <w:r>
         <w:rPr>
           <w:lang w:val="zh_TW" w:bidi="zh_TW"/>
@@ -7114,72 +6220,48 @@
         </w:rPr>
         <w:t>不要以為奇怪：基督徒——尤其是那些尋求過敬虔生活的人——可以預期會面對這罪惡世界的敵意（見</w:t>
       </w:r>
-      <w:hyperlink r:id="rId155">
-        <w:r>
-          <w:rPr>
-            <w:lang w:val="zh_TW" w:bidi="zh_TW"/>
-          </w:rPr>
-          <w:rPr>
-            <w:color w:val="0000EE"/>
-            <w:u w:val="single"/>
-          </w:rPr>
-          <w:t>約16:33</w:t>
-        </w:r>
-      </w:hyperlink>
+      <w:r>
+        <w:rPr>
+          <w:lang w:val="zh_TW" w:bidi="zh_TW"/>
+        </w:rPr>
+        <w:t>約16:33</w:t>
+      </w:r>
       <w:r>
         <w:rPr>
           <w:lang w:val="zh_TW" w:bidi="zh_TW"/>
         </w:rPr>
         <w:t>；</w:t>
       </w:r>
-      <w:hyperlink r:id="rId156">
-        <w:r>
-          <w:rPr>
-            <w:lang w:val="zh_TW" w:bidi="zh_TW"/>
-          </w:rPr>
-          <w:rPr>
-            <w:color w:val="0000EE"/>
-            <w:u w:val="single"/>
-          </w:rPr>
-          <w:t>徒14:22</w:t>
-        </w:r>
-      </w:hyperlink>
+      <w:r>
+        <w:rPr>
+          <w:lang w:val="zh_TW" w:bidi="zh_TW"/>
+        </w:rPr>
+        <w:t>徒14:22</w:t>
+      </w:r>
       <w:r>
         <w:rPr>
           <w:lang w:val="zh_TW" w:bidi="zh_TW"/>
         </w:rPr>
         <w:t>；</w:t>
       </w:r>
-      <w:hyperlink r:id="rId131">
-        <w:r>
-          <w:rPr>
-            <w:lang w:val="zh_TW" w:bidi="zh_TW"/>
-          </w:rPr>
-          <w:rPr>
-            <w:color w:val="0000EE"/>
-            <w:u w:val="single"/>
-          </w:rPr>
-          <w:t>羅8:17</w:t>
-        </w:r>
-      </w:hyperlink>
+      <w:r>
+        <w:rPr>
+          <w:lang w:val="zh_TW" w:bidi="zh_TW"/>
+        </w:rPr>
+        <w:t>羅8:17</w:t>
+      </w:r>
       <w:r>
         <w:rPr>
           <w:lang w:val="zh_TW" w:bidi="zh_TW"/>
         </w:rPr>
         <w:t>；</w:t>
       </w:r>
-      <w:hyperlink r:id="rId157">
-        <w:r>
-          <w:rPr>
-            <w:lang w:val="zh_TW" w:bidi="zh_TW"/>
-          </w:rPr>
-          <w:rPr>
-            <w:color w:val="0000EE"/>
-            <w:u w:val="single"/>
-          </w:rPr>
-          <w:t>腓1:29</w:t>
-        </w:r>
-      </w:hyperlink>
+      <w:r>
+        <w:rPr>
+          <w:lang w:val="zh_TW" w:bidi="zh_TW"/>
+        </w:rPr>
+        <w:t>腓1:29</w:t>
+      </w:r>
       <w:r>
         <w:rPr>
           <w:lang w:val="zh_TW" w:bidi="zh_TW"/>
@@ -7282,18 +6364,12 @@
         </w:rPr>
         <w:t>基督徒蒙召與基督一同受苦，好與祂一同得榮耀（另見</w:t>
       </w:r>
-      <w:hyperlink r:id="rId131">
-        <w:r>
-          <w:rPr>
-            <w:lang w:val="zh_TW" w:bidi="zh_TW"/>
-          </w:rPr>
-          <w:rPr>
-            <w:color w:val="0000EE"/>
-            <w:u w:val="single"/>
-          </w:rPr>
-          <w:t>羅8:17</w:t>
-        </w:r>
-      </w:hyperlink>
+      <w:r>
+        <w:rPr>
+          <w:lang w:val="zh_TW" w:bidi="zh_TW"/>
+        </w:rPr>
+        <w:t>羅8:17</w:t>
+      </w:r>
       <w:r>
         <w:rPr>
           <w:lang w:val="zh_TW" w:bidi="zh_TW"/>
@@ -7361,18 +6437,12 @@
         </w:rPr>
         <w:t>）：這節經文反映了耶穌在</w:t>
       </w:r>
-      <w:hyperlink r:id="rId158">
-        <w:r>
-          <w:rPr>
-            <w:lang w:val="zh_TW" w:bidi="zh_TW"/>
-          </w:rPr>
-          <w:rPr>
-            <w:color w:val="0000EE"/>
-            <w:u w:val="single"/>
-          </w:rPr>
-          <w:t>馬太福音五章11至12節</w:t>
-        </w:r>
-      </w:hyperlink>
+      <w:r>
+        <w:rPr>
+          <w:lang w:val="zh_TW" w:bidi="zh_TW"/>
+        </w:rPr>
+        <w:t>馬太福音五章11至12節</w:t>
+      </w:r>
       <w:r>
         <w:rPr>
           <w:lang w:val="zh_TW" w:bidi="zh_TW"/>
@@ -7427,18 +6497,12 @@
         </w:rPr>
         <w:t>雖然證據非常零碎，但「基督徒」這個標籤（參</w:t>
       </w:r>
-      <w:hyperlink r:id="rId159">
-        <w:r>
-          <w:rPr>
-            <w:lang w:val="zh_TW" w:bidi="zh_TW"/>
-          </w:rPr>
-          <w:rPr>
-            <w:color w:val="0000EE"/>
-            <w:u w:val="single"/>
-          </w:rPr>
-          <w:t>徒11:26</w:t>
-        </w:r>
-      </w:hyperlink>
+      <w:r>
+        <w:rPr>
+          <w:lang w:val="zh_TW" w:bidi="zh_TW"/>
+        </w:rPr>
+        <w:t>徒11:26</w:t>
+      </w:r>
       <w:r>
         <w:rPr>
           <w:lang w:val="zh_TW" w:bidi="zh_TW"/>
@@ -7493,54 +6557,36 @@
         </w:rPr>
         <w:t>神的審判通常被描繪為從神的家開始——即從祂自己的百姓開始——作為潔淨他們的一種方式（</w:t>
       </w:r>
-      <w:hyperlink r:id="rId160">
-        <w:r>
-          <w:rPr>
-            <w:lang w:val="zh_TW" w:bidi="zh_TW"/>
-          </w:rPr>
-          <w:rPr>
-            <w:color w:val="0000EE"/>
-            <w:u w:val="single"/>
-          </w:rPr>
-          <w:t>耶25:29</w:t>
-        </w:r>
-      </w:hyperlink>
+      <w:r>
+        <w:rPr>
+          <w:lang w:val="zh_TW" w:bidi="zh_TW"/>
+        </w:rPr>
+        <w:t>耶25:29</w:t>
+      </w:r>
       <w:r>
         <w:rPr>
           <w:lang w:val="zh_TW" w:bidi="zh_TW"/>
         </w:rPr>
         <w:t>；</w:t>
       </w:r>
-      <w:hyperlink r:id="rId161">
-        <w:r>
-          <w:rPr>
-            <w:lang w:val="zh_TW" w:bidi="zh_TW"/>
-          </w:rPr>
-          <w:rPr>
-            <w:color w:val="0000EE"/>
-            <w:u w:val="single"/>
-          </w:rPr>
-          <w:t>結9:5–6</w:t>
-        </w:r>
-      </w:hyperlink>
+      <w:r>
+        <w:rPr>
+          <w:lang w:val="zh_TW" w:bidi="zh_TW"/>
+        </w:rPr>
+        <w:t>結9:5–6</w:t>
+      </w:r>
       <w:r>
         <w:rPr>
           <w:lang w:val="zh_TW" w:bidi="zh_TW"/>
         </w:rPr>
         <w:t>；</w:t>
       </w:r>
-      <w:hyperlink r:id="rId162">
-        <w:r>
-          <w:rPr>
-            <w:lang w:val="zh_TW" w:bidi="zh_TW"/>
-          </w:rPr>
-          <w:rPr>
-            <w:color w:val="0000EE"/>
-            <w:u w:val="single"/>
-          </w:rPr>
-          <w:t>瑪3:1–6</w:t>
-        </w:r>
-      </w:hyperlink>
+      <w:r>
+        <w:rPr>
+          <w:lang w:val="zh_TW" w:bidi="zh_TW"/>
+        </w:rPr>
+        <w:t>瑪3:1–6</w:t>
+      </w:r>
       <w:r>
         <w:rPr>
           <w:lang w:val="zh_TW" w:bidi="zh_TW"/>
@@ -7595,90 +6641,60 @@
         </w:rPr>
         <w:t>長老是初代教會的屬靈領袖（另見</w:t>
       </w:r>
-      <w:hyperlink r:id="rId163">
-        <w:r>
-          <w:rPr>
-            <w:lang w:val="zh_TW" w:bidi="zh_TW"/>
-          </w:rPr>
-          <w:rPr>
-            <w:color w:val="0000EE"/>
-            <w:u w:val="single"/>
-          </w:rPr>
-          <w:t>徒14:23</w:t>
-        </w:r>
-      </w:hyperlink>
+      <w:r>
+        <w:rPr>
+          <w:lang w:val="zh_TW" w:bidi="zh_TW"/>
+        </w:rPr>
+        <w:t>徒14:23</w:t>
+      </w:r>
       <w:r>
         <w:rPr>
           <w:lang w:val="zh_TW" w:bidi="zh_TW"/>
         </w:rPr>
         <w:t>，</w:t>
       </w:r>
-      <w:hyperlink r:id="rId164">
-        <w:r>
-          <w:rPr>
-            <w:lang w:val="zh_TW" w:bidi="zh_TW"/>
-          </w:rPr>
-          <w:rPr>
-            <w:color w:val="0000EE"/>
-            <w:u w:val="single"/>
-          </w:rPr>
-          <w:t>20:17</w:t>
-        </w:r>
-      </w:hyperlink>
+      <w:r>
+        <w:rPr>
+          <w:lang w:val="zh_TW" w:bidi="zh_TW"/>
+        </w:rPr>
+        <w:t>20:17</w:t>
+      </w:r>
       <w:r>
         <w:rPr>
           <w:lang w:val="zh_TW" w:bidi="zh_TW"/>
         </w:rPr>
         <w:t>；</w:t>
       </w:r>
-      <w:hyperlink r:id="rId165">
-        <w:r>
-          <w:rPr>
-            <w:lang w:val="zh_TW" w:bidi="zh_TW"/>
-          </w:rPr>
-          <w:rPr>
-            <w:color w:val="0000EE"/>
-            <w:u w:val="single"/>
-          </w:rPr>
-          <w:t>提前5:17–19</w:t>
-        </w:r>
-      </w:hyperlink>
+      <w:r>
+        <w:rPr>
+          <w:lang w:val="zh_TW" w:bidi="zh_TW"/>
+        </w:rPr>
+        <w:t>提前5:17–19</w:t>
+      </w:r>
       <w:r>
         <w:rPr>
           <w:lang w:val="zh_TW" w:bidi="zh_TW"/>
         </w:rPr>
         <w:t>；</w:t>
       </w:r>
-      <w:hyperlink r:id="rId166">
-        <w:r>
-          <w:rPr>
-            <w:lang w:val="zh_TW" w:bidi="zh_TW"/>
-          </w:rPr>
-          <w:rPr>
-            <w:color w:val="0000EE"/>
-            <w:u w:val="single"/>
-          </w:rPr>
-          <w:t>多1:5</w:t>
-        </w:r>
-      </w:hyperlink>
+      <w:r>
+        <w:rPr>
+          <w:lang w:val="zh_TW" w:bidi="zh_TW"/>
+        </w:rPr>
+        <w:t>多1:5</w:t>
+      </w:r>
       <w:r>
         <w:rPr>
           <w:lang w:val="zh_TW" w:bidi="zh_TW"/>
         </w:rPr>
         <w:t>；</w:t>
       </w:r>
-      <w:hyperlink r:id="rId167">
-        <w:r>
-          <w:rPr>
-            <w:lang w:val="zh_TW" w:bidi="zh_TW"/>
-          </w:rPr>
-          <w:rPr>
-            <w:color w:val="0000EE"/>
-            <w:u w:val="single"/>
-          </w:rPr>
-          <w:t>雅5:14</w:t>
-        </w:r>
-      </w:hyperlink>
+      <w:r>
+        <w:rPr>
+          <w:lang w:val="zh_TW" w:bidi="zh_TW"/>
+        </w:rPr>
+        <w:t>雅5:14</w:t>
+      </w:r>
       <w:r>
         <w:rPr>
           <w:lang w:val="zh_TW" w:bidi="zh_TW"/>
@@ -7733,72 +6749,48 @@
         </w:rPr>
         <w:t>彼得在書信的結尾對長老（</w:t>
       </w:r>
-      <w:hyperlink r:id="rId168">
-        <w:r>
-          <w:rPr>
-            <w:lang w:val="zh_TW" w:bidi="zh_TW"/>
-          </w:rPr>
-          <w:rPr>
-            <w:color w:val="0000EE"/>
-            <w:u w:val="single"/>
-          </w:rPr>
-          <w:t>5:1–4</w:t>
-        </w:r>
-      </w:hyperlink>
+      <w:r>
+        <w:rPr>
+          <w:lang w:val="zh_TW" w:bidi="zh_TW"/>
+        </w:rPr>
+        <w:t>5:1–4</w:t>
+      </w:r>
       <w:r>
         <w:rPr>
           <w:lang w:val="zh_TW" w:bidi="zh_TW"/>
         </w:rPr>
         <w:t>）、對年幼的（</w:t>
       </w:r>
-      <w:hyperlink r:id="rId169">
-        <w:r>
-          <w:rPr>
-            <w:lang w:val="zh_TW" w:bidi="zh_TW"/>
-          </w:rPr>
-          <w:rPr>
-            <w:color w:val="0000EE"/>
-            <w:u w:val="single"/>
-          </w:rPr>
-          <w:t>5:5</w:t>
-        </w:r>
-      </w:hyperlink>
+      <w:r>
+        <w:rPr>
+          <w:lang w:val="zh_TW" w:bidi="zh_TW"/>
+        </w:rPr>
+        <w:t>5:5</w:t>
+      </w:r>
       <w:r>
         <w:rPr>
           <w:lang w:val="zh_TW" w:bidi="zh_TW"/>
         </w:rPr>
         <w:t>），及對整個教會（</w:t>
       </w:r>
-      <w:hyperlink r:id="rId170">
-        <w:r>
-          <w:rPr>
-            <w:lang w:val="zh_TW" w:bidi="zh_TW"/>
-          </w:rPr>
-          <w:rPr>
-            <w:color w:val="0000EE"/>
-            <w:u w:val="single"/>
-          </w:rPr>
-          <w:t>5:5–11</w:t>
-        </w:r>
-      </w:hyperlink>
+      <w:r>
+        <w:rPr>
+          <w:lang w:val="zh_TW" w:bidi="zh_TW"/>
+        </w:rPr>
+        <w:t>5:5–11</w:t>
+      </w:r>
       <w:r>
         <w:rPr>
           <w:lang w:val="zh_TW" w:bidi="zh_TW"/>
         </w:rPr>
         <w:t>）作了最後的勸勉。這些勸勉之後是最後的問安和結尾（</w:t>
       </w:r>
-      <w:hyperlink r:id="rId171">
-        <w:r>
-          <w:rPr>
-            <w:lang w:val="zh_TW" w:bidi="zh_TW"/>
-          </w:rPr>
-          <w:rPr>
-            <w:color w:val="0000EE"/>
-            <w:u w:val="single"/>
-          </w:rPr>
-          <w:t>5:12–14</w:t>
-        </w:r>
-      </w:hyperlink>
+      <w:r>
+        <w:rPr>
+          <w:lang w:val="zh_TW" w:bidi="zh_TW"/>
+        </w:rPr>
+        <w:t>5:12–14</w:t>
+      </w:r>
       <w:r>
         <w:rPr>
           <w:lang w:val="zh_TW" w:bidi="zh_TW"/>
@@ -7927,18 +6919,12 @@
         </w:rPr>
         <w:t>你們年幼的：這個片語與長老形成對比，指的可能是某一類的牧者，或許是那些正在訓練中的長老或那些以各種方式協助長老的人。但更有可能的是，它只是指教會中的年輕人（見，比如，</w:t>
       </w:r>
-      <w:hyperlink r:id="rId172">
-        <w:r>
-          <w:rPr>
-            <w:lang w:val="zh_TW" w:bidi="zh_TW"/>
-          </w:rPr>
-          <w:rPr>
-            <w:color w:val="0000EE"/>
-            <w:u w:val="single"/>
-          </w:rPr>
-          <w:t>約一2:12–14</w:t>
-        </w:r>
-      </w:hyperlink>
+      <w:r>
+        <w:rPr>
+          <w:lang w:val="zh_TW" w:bidi="zh_TW"/>
+        </w:rPr>
+        <w:t>約一2:12–14</w:t>
+      </w:r>
       <w:r>
         <w:rPr>
           <w:lang w:val="zh_TW" w:bidi="zh_TW"/>
@@ -8075,48 +7061,30 @@
         </w:rPr>
         <w:t>得著的榮耀永恆相比，實際上只是短暫的（參</w:t>
       </w:r>
-      <w:hyperlink r:id="rId115">
-        <w:r>
-          <w:rPr>
-            <w:lang w:val="zh_TW" w:bidi="zh_TW"/>
-          </w:rPr>
-          <w:rPr>
-            <w:color w:val="0000EE"/>
-            <w:u w:val="single"/>
-          </w:rPr>
-          <w:t>1:6；</w:t>
-        </w:r>
-      </w:hyperlink>
-      <w:hyperlink r:id="rId173">
-        <w:r>
-          <w:rPr>
-            <w:lang w:val="zh_TW" w:bidi="zh_TW"/>
-          </w:rPr>
-          <w:rPr>
-            <w:color w:val="0000EE"/>
-            <w:u w:val="single"/>
-          </w:rPr>
-          <w:t>羅8:18</w:t>
-        </w:r>
-      </w:hyperlink>
+      <w:r>
+        <w:rPr>
+          <w:lang w:val="zh_TW" w:bidi="zh_TW"/>
+        </w:rPr>
+        <w:t>1:6；</w:t>
+      </w:r>
+      <w:r>
+        <w:rPr>
+          <w:lang w:val="zh_TW" w:bidi="zh_TW"/>
+        </w:rPr>
+        <w:t>羅8:18</w:t>
+      </w:r>
       <w:r>
         <w:rPr>
           <w:lang w:val="zh_TW" w:bidi="zh_TW"/>
         </w:rPr>
         <w:t>；</w:t>
       </w:r>
-      <w:hyperlink r:id="rId174">
-        <w:r>
-          <w:rPr>
-            <w:lang w:val="zh_TW" w:bidi="zh_TW"/>
-          </w:rPr>
-          <w:rPr>
-            <w:color w:val="0000EE"/>
-            <w:u w:val="single"/>
-          </w:rPr>
-          <w:t>林後4:16–18</w:t>
-        </w:r>
-      </w:hyperlink>
+      <w:r>
+        <w:rPr>
+          <w:lang w:val="zh_TW" w:bidi="zh_TW"/>
+        </w:rPr>
+        <w:t>林後4:16–18</w:t>
+      </w:r>
       <w:r>
         <w:rPr>
           <w:lang w:val="zh_TW" w:bidi="zh_TW"/>
@@ -8219,162 +7187,108 @@
         </w:rPr>
         <w:t>）：西拉是Silvanus的縮寫；兩個名字指的都是同一個人。西拉在耶路撒冷會議之後一直是保羅忠心的同工（</w:t>
       </w:r>
-      <w:hyperlink r:id="rId175">
-        <w:r>
-          <w:rPr>
-            <w:lang w:val="zh_TW" w:bidi="zh_TW"/>
-          </w:rPr>
-          <w:rPr>
-            <w:color w:val="0000EE"/>
-            <w:u w:val="single"/>
-          </w:rPr>
-          <w:t>徒15:40</w:t>
-        </w:r>
-      </w:hyperlink>
+      <w:r>
+        <w:rPr>
+          <w:lang w:val="zh_TW" w:bidi="zh_TW"/>
+        </w:rPr>
+        <w:t>徒15:40</w:t>
+      </w:r>
       <w:r>
         <w:rPr>
           <w:lang w:val="zh_TW" w:bidi="zh_TW"/>
         </w:rPr>
         <w:t>，</w:t>
       </w:r>
-      <w:hyperlink r:id="rId176">
-        <w:r>
-          <w:rPr>
-            <w:lang w:val="zh_TW" w:bidi="zh_TW"/>
-          </w:rPr>
-          <w:rPr>
-            <w:color w:val="0000EE"/>
-            <w:u w:val="single"/>
-          </w:rPr>
-          <w:t>16:19</w:t>
-        </w:r>
-      </w:hyperlink>
+      <w:r>
+        <w:rPr>
+          <w:lang w:val="zh_TW" w:bidi="zh_TW"/>
+        </w:rPr>
+        <w:t>16:19</w:t>
+      </w:r>
       <w:r>
         <w:rPr>
           <w:lang w:val="zh_TW" w:bidi="zh_TW"/>
         </w:rPr>
         <w:t>，</w:t>
       </w:r>
-      <w:hyperlink r:id="rId177">
-        <w:r>
-          <w:rPr>
-            <w:lang w:val="zh_TW" w:bidi="zh_TW"/>
-          </w:rPr>
-          <w:rPr>
-            <w:color w:val="0000EE"/>
-            <w:u w:val="single"/>
-          </w:rPr>
-          <w:t>17:10</w:t>
-        </w:r>
-      </w:hyperlink>
+      <w:r>
+        <w:rPr>
+          <w:lang w:val="zh_TW" w:bidi="zh_TW"/>
+        </w:rPr>
+        <w:t>17:10</w:t>
+      </w:r>
       <w:r>
         <w:rPr>
           <w:lang w:val="zh_TW" w:bidi="zh_TW"/>
         </w:rPr>
         <w:t>、</w:t>
       </w:r>
-      <w:hyperlink r:id="rId178">
-        <w:r>
-          <w:rPr>
-            <w:lang w:val="zh_TW" w:bidi="zh_TW"/>
-          </w:rPr>
-          <w:rPr>
-            <w:color w:val="0000EE"/>
-            <w:u w:val="single"/>
-          </w:rPr>
-          <w:t>14–15</w:t>
-        </w:r>
-      </w:hyperlink>
+      <w:r>
+        <w:rPr>
+          <w:lang w:val="zh_TW" w:bidi="zh_TW"/>
+        </w:rPr>
+        <w:t>14–15</w:t>
+      </w:r>
       <w:r>
         <w:rPr>
           <w:lang w:val="zh_TW" w:bidi="zh_TW"/>
         </w:rPr>
         <w:t>，</w:t>
       </w:r>
-      <w:hyperlink r:id="rId179">
-        <w:r>
-          <w:rPr>
-            <w:lang w:val="zh_TW" w:bidi="zh_TW"/>
-          </w:rPr>
-          <w:rPr>
-            <w:color w:val="0000EE"/>
-            <w:u w:val="single"/>
-          </w:rPr>
-          <w:t>18:5</w:t>
-        </w:r>
-      </w:hyperlink>
+      <w:r>
+        <w:rPr>
+          <w:lang w:val="zh_TW" w:bidi="zh_TW"/>
+        </w:rPr>
+        <w:t>18:5</w:t>
+      </w:r>
       <w:r>
         <w:rPr>
           <w:lang w:val="zh_TW" w:bidi="zh_TW"/>
         </w:rPr>
         <w:t>；</w:t>
       </w:r>
-      <w:hyperlink r:id="rId180">
-        <w:r>
-          <w:rPr>
-            <w:lang w:val="zh_TW" w:bidi="zh_TW"/>
-          </w:rPr>
-          <w:rPr>
-            <w:color w:val="0000EE"/>
-            <w:u w:val="single"/>
-          </w:rPr>
-          <w:t>林後1:19</w:t>
-        </w:r>
-      </w:hyperlink>
+      <w:r>
+        <w:rPr>
+          <w:lang w:val="zh_TW" w:bidi="zh_TW"/>
+        </w:rPr>
+        <w:t>林後1:19</w:t>
+      </w:r>
       <w:r>
         <w:rPr>
           <w:lang w:val="zh_TW" w:bidi="zh_TW"/>
         </w:rPr>
         <w:t>；</w:t>
       </w:r>
-      <w:hyperlink r:id="rId181">
-        <w:r>
-          <w:rPr>
-            <w:lang w:val="zh_TW" w:bidi="zh_TW"/>
-          </w:rPr>
-          <w:rPr>
-            <w:color w:val="0000EE"/>
-            <w:u w:val="single"/>
-          </w:rPr>
-          <w:t>帖前1:1</w:t>
-        </w:r>
-      </w:hyperlink>
+      <w:r>
+        <w:rPr>
+          <w:lang w:val="zh_TW" w:bidi="zh_TW"/>
+        </w:rPr>
+        <w:t>帖前1:1</w:t>
+      </w:r>
       <w:r>
         <w:rPr>
           <w:lang w:val="zh_TW" w:bidi="zh_TW"/>
         </w:rPr>
         <w:t>；</w:t>
       </w:r>
-      <w:hyperlink r:id="rId182">
-        <w:r>
-          <w:rPr>
-            <w:lang w:val="zh_TW" w:bidi="zh_TW"/>
-          </w:rPr>
-          <w:rPr>
-            <w:color w:val="0000EE"/>
-            <w:u w:val="single"/>
-          </w:rPr>
-          <w:t>帖後1:1</w:t>
-        </w:r>
-      </w:hyperlink>
+      <w:r>
+        <w:rPr>
+          <w:lang w:val="zh_TW" w:bidi="zh_TW"/>
+        </w:rPr>
+        <w:t>帖後1:1</w:t>
+      </w:r>
       <w:r>
         <w:rPr>
           <w:lang w:val="zh_TW" w:bidi="zh_TW"/>
         </w:rPr>
         <w:t>）。我們不確定西拉與彼得如何在羅馬會合，但他可能是與保羅同行或跟隨保羅而來的（</w:t>
       </w:r>
-      <w:hyperlink r:id="rId183">
-        <w:r>
-          <w:rPr>
-            <w:lang w:val="zh_TW" w:bidi="zh_TW"/>
-          </w:rPr>
-          <w:rPr>
-            <w:color w:val="0000EE"/>
-            <w:u w:val="single"/>
-          </w:rPr>
-          <w:t>徒27:1–28:31</w:t>
-        </w:r>
-      </w:hyperlink>
+      <w:r>
+        <w:rPr>
+          <w:lang w:val="zh_TW" w:bidi="zh_TW"/>
+        </w:rPr>
+        <w:t>徒27:1–28:31</w:t>
+      </w:r>
       <w:r>
         <w:rPr>
           <w:lang w:val="zh_TW" w:bidi="zh_TW"/>
